--- a/media/document/svod.docx
+++ b/media/document/svod.docx
@@ -25,7 +25,31 @@
           <w:szCs w:val="20"/>
           <w:lang w:val="en-US" w:eastAsia="ru-RU"/>
         </w:rPr>
-        <w:t>"Tasdiqlayman"</w:t>
+        <w:t>"</w:t>
+      </w:r>
+      <w:proofErr w:type="spellStart"/>
+      <w:r>
+        <w:rPr>
+          <w:rFonts w:ascii="Times New Roman" w:eastAsia="Times New Roman" w:hAnsi="Times New Roman" w:cs="Times New Roman"/>
+          <w:b/>
+          <w:bCs/>
+          <w:sz w:val="20"/>
+          <w:szCs w:val="20"/>
+          <w:lang w:val="en-US" w:eastAsia="ru-RU"/>
+        </w:rPr>
+        <w:t>Tasdiqlayman</w:t>
+      </w:r>
+      <w:proofErr w:type="spellEnd"/>
+      <w:r>
+        <w:rPr>
+          <w:rFonts w:ascii="Times New Roman" w:eastAsia="Times New Roman" w:hAnsi="Times New Roman" w:cs="Times New Roman"/>
+          <w:b/>
+          <w:bCs/>
+          <w:sz w:val="20"/>
+          <w:szCs w:val="20"/>
+          <w:lang w:val="en-US" w:eastAsia="ru-RU"/>
+        </w:rPr>
+        <w:t>"</w:t>
       </w:r>
     </w:p>
     <w:p>
@@ -42,17 +66,115 @@
           <w:lang w:val="en-US" w:eastAsia="ru-RU"/>
         </w:rPr>
       </w:pPr>
-      <w:r>
-        <w:rPr>
-          <w:rFonts w:ascii="Times New Roman" w:eastAsia="Times New Roman" w:hAnsi="Times New Roman" w:cs="Times New Roman"/>
-          <w:b/>
-          <w:bCs/>
-          <w:sz w:val="20"/>
-          <w:szCs w:val="20"/>
-          <w:lang w:val="en-US" w:eastAsia="ru-RU"/>
-        </w:rPr>
-        <w:t>Oʻzbekiston Respublikasi Iqtisodiyot va moliya</w:t>
-      </w:r>
+      <w:proofErr w:type="spellStart"/>
+      <w:r>
+        <w:rPr>
+          <w:rFonts w:ascii="Times New Roman" w:eastAsia="Times New Roman" w:hAnsi="Times New Roman" w:cs="Times New Roman"/>
+          <w:b/>
+          <w:bCs/>
+          <w:sz w:val="20"/>
+          <w:szCs w:val="20"/>
+          <w:lang w:val="en-US" w:eastAsia="ru-RU"/>
+        </w:rPr>
+        <w:t>Oʻzbekiston</w:t>
+      </w:r>
+      <w:proofErr w:type="spellEnd"/>
+      <w:r>
+        <w:rPr>
+          <w:rFonts w:ascii="Times New Roman" w:eastAsia="Times New Roman" w:hAnsi="Times New Roman" w:cs="Times New Roman"/>
+          <w:b/>
+          <w:bCs/>
+          <w:sz w:val="20"/>
+          <w:szCs w:val="20"/>
+          <w:lang w:val="en-US" w:eastAsia="ru-RU"/>
+        </w:rPr>
+        <w:t xml:space="preserve"> </w:t>
+      </w:r>
+      <w:proofErr w:type="spellStart"/>
+      <w:r>
+        <w:rPr>
+          <w:rFonts w:ascii="Times New Roman" w:eastAsia="Times New Roman" w:hAnsi="Times New Roman" w:cs="Times New Roman"/>
+          <w:b/>
+          <w:bCs/>
+          <w:sz w:val="20"/>
+          <w:szCs w:val="20"/>
+          <w:lang w:val="en-US" w:eastAsia="ru-RU"/>
+        </w:rPr>
+        <w:t>Respublikasi</w:t>
+      </w:r>
+      <w:proofErr w:type="spellEnd"/>
+      <w:r>
+        <w:rPr>
+          <w:rFonts w:ascii="Times New Roman" w:eastAsia="Times New Roman" w:hAnsi="Times New Roman" w:cs="Times New Roman"/>
+          <w:b/>
+          <w:bCs/>
+          <w:sz w:val="20"/>
+          <w:szCs w:val="20"/>
+          <w:lang w:val="en-US" w:eastAsia="ru-RU"/>
+        </w:rPr>
+        <w:t xml:space="preserve"> </w:t>
+      </w:r>
+      <w:proofErr w:type="spellStart"/>
+      <w:r>
+        <w:rPr>
+          <w:rFonts w:ascii="Times New Roman" w:eastAsia="Times New Roman" w:hAnsi="Times New Roman" w:cs="Times New Roman"/>
+          <w:b/>
+          <w:bCs/>
+          <w:sz w:val="20"/>
+          <w:szCs w:val="20"/>
+          <w:lang w:val="en-US" w:eastAsia="ru-RU"/>
+        </w:rPr>
+        <w:t>Iqtisodiyot</w:t>
+      </w:r>
+      <w:proofErr w:type="spellEnd"/>
+      <w:r>
+        <w:rPr>
+          <w:rFonts w:ascii="Times New Roman" w:eastAsia="Times New Roman" w:hAnsi="Times New Roman" w:cs="Times New Roman"/>
+          <w:b/>
+          <w:bCs/>
+          <w:sz w:val="20"/>
+          <w:szCs w:val="20"/>
+          <w:lang w:val="en-US" w:eastAsia="ru-RU"/>
+        </w:rPr>
+        <w:t xml:space="preserve"> </w:t>
+      </w:r>
+      <w:proofErr w:type="spellStart"/>
+      <w:r>
+        <w:rPr>
+          <w:rFonts w:ascii="Times New Roman" w:eastAsia="Times New Roman" w:hAnsi="Times New Roman" w:cs="Times New Roman"/>
+          <w:b/>
+          <w:bCs/>
+          <w:sz w:val="20"/>
+          <w:szCs w:val="20"/>
+          <w:lang w:val="en-US" w:eastAsia="ru-RU"/>
+        </w:rPr>
+        <w:t>va</w:t>
+      </w:r>
+      <w:proofErr w:type="spellEnd"/>
+      <w:r>
+        <w:rPr>
+          <w:rFonts w:ascii="Times New Roman" w:eastAsia="Times New Roman" w:hAnsi="Times New Roman" w:cs="Times New Roman"/>
+          <w:b/>
+          <w:bCs/>
+          <w:sz w:val="20"/>
+          <w:szCs w:val="20"/>
+          <w:lang w:val="en-US" w:eastAsia="ru-RU"/>
+        </w:rPr>
+        <w:t xml:space="preserve"> </w:t>
+      </w:r>
+      <w:proofErr w:type="spellStart"/>
+      <w:r>
+        <w:rPr>
+          <w:rFonts w:ascii="Times New Roman" w:eastAsia="Times New Roman" w:hAnsi="Times New Roman" w:cs="Times New Roman"/>
+          <w:b/>
+          <w:bCs/>
+          <w:sz w:val="20"/>
+          <w:szCs w:val="20"/>
+          <w:lang w:val="en-US" w:eastAsia="ru-RU"/>
+        </w:rPr>
+        <w:t>moliya</w:t>
+      </w:r>
+      <w:proofErr w:type="spellEnd"/>
     </w:p>
     <w:p>
       <w:pPr>
@@ -68,16 +190,125 @@
           <w:lang w:val="en-US" w:eastAsia="ru-RU"/>
         </w:rPr>
       </w:pPr>
-      <w:r>
-        <w:rPr>
-          <w:rFonts w:ascii="Times New Roman" w:eastAsia="Times New Roman" w:hAnsi="Times New Roman" w:cs="Times New Roman"/>
-          <w:b/>
-          <w:bCs/>
-          <w:sz w:val="20"/>
-          <w:szCs w:val="20"/>
-          <w:lang w:val="en-US" w:eastAsia="ru-RU"/>
-        </w:rPr>
-        <w:t>vazirligi huzuridagi “Axborot texnalogiyalar markazi”</w:t>
+      <w:proofErr w:type="spellStart"/>
+      <w:r>
+        <w:rPr>
+          <w:rFonts w:ascii="Times New Roman" w:eastAsia="Times New Roman" w:hAnsi="Times New Roman" w:cs="Times New Roman"/>
+          <w:b/>
+          <w:bCs/>
+          <w:sz w:val="20"/>
+          <w:szCs w:val="20"/>
+          <w:lang w:val="en-US" w:eastAsia="ru-RU"/>
+        </w:rPr>
+        <w:t>vazirligi</w:t>
+      </w:r>
+      <w:proofErr w:type="spellEnd"/>
+      <w:r>
+        <w:rPr>
+          <w:rFonts w:ascii="Times New Roman" w:eastAsia="Times New Roman" w:hAnsi="Times New Roman" w:cs="Times New Roman"/>
+          <w:b/>
+          <w:bCs/>
+          <w:sz w:val="20"/>
+          <w:szCs w:val="20"/>
+          <w:lang w:val="en-US" w:eastAsia="ru-RU"/>
+        </w:rPr>
+        <w:t xml:space="preserve"> </w:t>
+      </w:r>
+      <w:proofErr w:type="spellStart"/>
+      <w:r>
+        <w:rPr>
+          <w:rFonts w:ascii="Times New Roman" w:eastAsia="Times New Roman" w:hAnsi="Times New Roman" w:cs="Times New Roman"/>
+          <w:b/>
+          <w:bCs/>
+          <w:sz w:val="20"/>
+          <w:szCs w:val="20"/>
+          <w:lang w:val="en-US" w:eastAsia="ru-RU"/>
+        </w:rPr>
+        <w:t>huzuridagi</w:t>
+      </w:r>
+      <w:proofErr w:type="spellEnd"/>
+      <w:r>
+        <w:rPr>
+          <w:rFonts w:ascii="Times New Roman" w:eastAsia="Times New Roman" w:hAnsi="Times New Roman" w:cs="Times New Roman"/>
+          <w:b/>
+          <w:bCs/>
+          <w:sz w:val="20"/>
+          <w:szCs w:val="20"/>
+          <w:lang w:val="en-US" w:eastAsia="ru-RU"/>
+        </w:rPr>
+        <w:t xml:space="preserve"> “</w:t>
+      </w:r>
+      <w:proofErr w:type="spellStart"/>
+      <w:r>
+        <w:rPr>
+          <w:rFonts w:ascii="Times New Roman" w:eastAsia="Times New Roman" w:hAnsi="Times New Roman" w:cs="Times New Roman"/>
+          <w:b/>
+          <w:bCs/>
+          <w:sz w:val="20"/>
+          <w:szCs w:val="20"/>
+          <w:lang w:val="en-US" w:eastAsia="ru-RU"/>
+        </w:rPr>
+        <w:t>Axborot</w:t>
+      </w:r>
+      <w:proofErr w:type="spellEnd"/>
+      <w:r>
+        <w:rPr>
+          <w:rFonts w:ascii="Times New Roman" w:eastAsia="Times New Roman" w:hAnsi="Times New Roman" w:cs="Times New Roman"/>
+          <w:b/>
+          <w:bCs/>
+          <w:sz w:val="20"/>
+          <w:szCs w:val="20"/>
+          <w:lang w:val="en-US" w:eastAsia="ru-RU"/>
+        </w:rPr>
+        <w:t xml:space="preserve"> </w:t>
+      </w:r>
+      <w:proofErr w:type="spellStart"/>
+      <w:r>
+        <w:rPr>
+          <w:rFonts w:ascii="Times New Roman" w:eastAsia="Times New Roman" w:hAnsi="Times New Roman" w:cs="Times New Roman"/>
+          <w:b/>
+          <w:bCs/>
+          <w:sz w:val="20"/>
+          <w:szCs w:val="20"/>
+          <w:lang w:val="en-US" w:eastAsia="ru-RU"/>
+        </w:rPr>
+        <w:t>texnalogiyalar</w:t>
+      </w:r>
+      <w:proofErr w:type="spellEnd"/>
+      <w:r>
+        <w:rPr>
+          <w:rFonts w:ascii="Times New Roman" w:eastAsia="Times New Roman" w:hAnsi="Times New Roman" w:cs="Times New Roman"/>
+          <w:b/>
+          <w:bCs/>
+          <w:sz w:val="20"/>
+          <w:szCs w:val="20"/>
+          <w:lang w:val="en-US" w:eastAsia="ru-RU"/>
+        </w:rPr>
+        <w:t xml:space="preserve"> </w:t>
+      </w:r>
+      <w:proofErr w:type="spellStart"/>
+      <w:r>
+        <w:rPr>
+          <w:rFonts w:ascii="Times New Roman" w:eastAsia="Times New Roman" w:hAnsi="Times New Roman" w:cs="Times New Roman"/>
+          <w:b/>
+          <w:bCs/>
+          <w:sz w:val="20"/>
+          <w:szCs w:val="20"/>
+          <w:lang w:val="en-US" w:eastAsia="ru-RU"/>
+        </w:rPr>
+        <w:t>markazi</w:t>
+      </w:r>
+      <w:proofErr w:type="spellEnd"/>
+      <w:r>
+        <w:rPr>
+          <w:rFonts w:ascii="Times New Roman" w:eastAsia="Times New Roman" w:hAnsi="Times New Roman" w:cs="Times New Roman"/>
+          <w:b/>
+          <w:bCs/>
+          <w:sz w:val="20"/>
+          <w:szCs w:val="20"/>
+          <w:lang w:val="en-US" w:eastAsia="ru-RU"/>
+        </w:rPr>
+        <w:t>”</w:t>
       </w:r>
     </w:p>
     <w:p>
@@ -94,17 +325,91 @@
           <w:lang w:val="en-US" w:eastAsia="ru-RU"/>
         </w:rPr>
       </w:pPr>
-      <w:r>
-        <w:rPr>
-          <w:rFonts w:ascii="Times New Roman" w:eastAsia="Times New Roman" w:hAnsi="Times New Roman" w:cs="Times New Roman"/>
-          <w:b/>
-          <w:bCs/>
-          <w:sz w:val="20"/>
-          <w:szCs w:val="20"/>
-          <w:lang w:val="en-US" w:eastAsia="ru-RU"/>
-        </w:rPr>
-        <w:t>direktori vazifasini vaqtincha bajaruvchi</w:t>
-      </w:r>
+      <w:proofErr w:type="spellStart"/>
+      <w:r>
+        <w:rPr>
+          <w:rFonts w:ascii="Times New Roman" w:eastAsia="Times New Roman" w:hAnsi="Times New Roman" w:cs="Times New Roman"/>
+          <w:b/>
+          <w:bCs/>
+          <w:sz w:val="20"/>
+          <w:szCs w:val="20"/>
+          <w:lang w:val="en-US" w:eastAsia="ru-RU"/>
+        </w:rPr>
+        <w:t>direktori</w:t>
+      </w:r>
+      <w:proofErr w:type="spellEnd"/>
+      <w:r>
+        <w:rPr>
+          <w:rFonts w:ascii="Times New Roman" w:eastAsia="Times New Roman" w:hAnsi="Times New Roman" w:cs="Times New Roman"/>
+          <w:b/>
+          <w:bCs/>
+          <w:sz w:val="20"/>
+          <w:szCs w:val="20"/>
+          <w:lang w:val="en-US" w:eastAsia="ru-RU"/>
+        </w:rPr>
+        <w:t xml:space="preserve"> </w:t>
+      </w:r>
+      <w:proofErr w:type="spellStart"/>
+      <w:r>
+        <w:rPr>
+          <w:rFonts w:ascii="Times New Roman" w:eastAsia="Times New Roman" w:hAnsi="Times New Roman" w:cs="Times New Roman"/>
+          <w:b/>
+          <w:bCs/>
+          <w:sz w:val="20"/>
+          <w:szCs w:val="20"/>
+          <w:lang w:val="en-US" w:eastAsia="ru-RU"/>
+        </w:rPr>
+        <w:t>vazifasini</w:t>
+      </w:r>
+      <w:proofErr w:type="spellEnd"/>
+      <w:r>
+        <w:rPr>
+          <w:rFonts w:ascii="Times New Roman" w:eastAsia="Times New Roman" w:hAnsi="Times New Roman" w:cs="Times New Roman"/>
+          <w:b/>
+          <w:bCs/>
+          <w:sz w:val="20"/>
+          <w:szCs w:val="20"/>
+          <w:lang w:val="en-US" w:eastAsia="ru-RU"/>
+        </w:rPr>
+        <w:t xml:space="preserve"> </w:t>
+      </w:r>
+      <w:proofErr w:type="spellStart"/>
+      <w:r>
+        <w:rPr>
+          <w:rFonts w:ascii="Times New Roman" w:eastAsia="Times New Roman" w:hAnsi="Times New Roman" w:cs="Times New Roman"/>
+          <w:b/>
+          <w:bCs/>
+          <w:sz w:val="20"/>
+          <w:szCs w:val="20"/>
+          <w:lang w:val="en-US" w:eastAsia="ru-RU"/>
+        </w:rPr>
+        <w:t>vaqtincha</w:t>
+      </w:r>
+      <w:proofErr w:type="spellEnd"/>
+      <w:r>
+        <w:rPr>
+          <w:rFonts w:ascii="Times New Roman" w:eastAsia="Times New Roman" w:hAnsi="Times New Roman" w:cs="Times New Roman"/>
+          <w:b/>
+          <w:bCs/>
+          <w:sz w:val="20"/>
+          <w:szCs w:val="20"/>
+          <w:lang w:val="en-US" w:eastAsia="ru-RU"/>
+        </w:rPr>
+        <w:t xml:space="preserve"> </w:t>
+      </w:r>
+      <w:proofErr w:type="spellStart"/>
+      <w:r>
+        <w:rPr>
+          <w:rFonts w:ascii="Times New Roman" w:eastAsia="Times New Roman" w:hAnsi="Times New Roman" w:cs="Times New Roman"/>
+          <w:b/>
+          <w:bCs/>
+          <w:sz w:val="20"/>
+          <w:szCs w:val="20"/>
+          <w:lang w:val="en-US" w:eastAsia="ru-RU"/>
+        </w:rPr>
+        <w:t>bajaruvchi</w:t>
+      </w:r>
+      <w:proofErr w:type="spellEnd"/>
     </w:p>
     <w:p>
       <w:pPr>
@@ -129,8 +434,21 @@
           <w:szCs w:val="20"/>
           <w:lang w:val="en-US" w:eastAsia="ru-RU"/>
         </w:rPr>
-        <w:t>O. Eshchanov</w:t>
-      </w:r>
+        <w:t xml:space="preserve">O. </w:t>
+      </w:r>
+      <w:proofErr w:type="spellStart"/>
+      <w:r>
+        <w:rPr>
+          <w:rFonts w:ascii="Times New Roman" w:eastAsia="Times New Roman" w:hAnsi="Times New Roman" w:cs="Times New Roman"/>
+          <w:b/>
+          <w:bCs/>
+          <w:sz w:val="20"/>
+          <w:szCs w:val="20"/>
+          <w:lang w:val="en-US" w:eastAsia="ru-RU"/>
+        </w:rPr>
+        <w:t>Eshchanov</w:t>
+      </w:r>
+      <w:proofErr w:type="spellEnd"/>
     </w:p>
     <w:p>
       <w:pPr>
@@ -221,17 +539,211 @@
           <w:lang w:val="en-US"/>
         </w:rPr>
       </w:pPr>
-      <w:r>
-        <w:rPr>
-          <w:rFonts w:ascii="Times New Roman" w:eastAsia="Times New Roman" w:hAnsi="Times New Roman" w:cs="Times New Roman"/>
-          <w:b/>
-          <w:bCs/>
-          <w:sz w:val="20"/>
-          <w:szCs w:val="20"/>
-          <w:lang w:val="en-US" w:eastAsia="ru-RU"/>
-        </w:rPr>
-        <w:t>Kompyuter va ofis uskunalariga servis xizmat ko'rsatish jarayonida foydalanilgan</w:t>
-      </w:r>
+      <w:proofErr w:type="spellStart"/>
+      <w:r>
+        <w:rPr>
+          <w:rFonts w:ascii="Times New Roman" w:eastAsia="Times New Roman" w:hAnsi="Times New Roman" w:cs="Times New Roman"/>
+          <w:b/>
+          <w:bCs/>
+          <w:sz w:val="20"/>
+          <w:szCs w:val="20"/>
+          <w:lang w:val="en-US" w:eastAsia="ru-RU"/>
+        </w:rPr>
+        <w:t>Kompyuter</w:t>
+      </w:r>
+      <w:proofErr w:type="spellEnd"/>
+      <w:r>
+        <w:rPr>
+          <w:rFonts w:ascii="Times New Roman" w:eastAsia="Times New Roman" w:hAnsi="Times New Roman" w:cs="Times New Roman"/>
+          <w:b/>
+          <w:bCs/>
+          <w:sz w:val="20"/>
+          <w:szCs w:val="20"/>
+          <w:lang w:val="en-US" w:eastAsia="ru-RU"/>
+        </w:rPr>
+        <w:t xml:space="preserve"> </w:t>
+      </w:r>
+      <w:proofErr w:type="spellStart"/>
+      <w:r>
+        <w:rPr>
+          <w:rFonts w:ascii="Times New Roman" w:eastAsia="Times New Roman" w:hAnsi="Times New Roman" w:cs="Times New Roman"/>
+          <w:b/>
+          <w:bCs/>
+          <w:sz w:val="20"/>
+          <w:szCs w:val="20"/>
+          <w:lang w:val="en-US" w:eastAsia="ru-RU"/>
+        </w:rPr>
+        <w:t>va</w:t>
+      </w:r>
+      <w:proofErr w:type="spellEnd"/>
+      <w:r>
+        <w:rPr>
+          <w:rFonts w:ascii="Times New Roman" w:eastAsia="Times New Roman" w:hAnsi="Times New Roman" w:cs="Times New Roman"/>
+          <w:b/>
+          <w:bCs/>
+          <w:sz w:val="20"/>
+          <w:szCs w:val="20"/>
+          <w:lang w:val="en-US" w:eastAsia="ru-RU"/>
+        </w:rPr>
+        <w:t xml:space="preserve"> </w:t>
+      </w:r>
+      <w:proofErr w:type="spellStart"/>
+      <w:r>
+        <w:rPr>
+          <w:rFonts w:ascii="Times New Roman" w:eastAsia="Times New Roman" w:hAnsi="Times New Roman" w:cs="Times New Roman"/>
+          <w:b/>
+          <w:bCs/>
+          <w:sz w:val="20"/>
+          <w:szCs w:val="20"/>
+          <w:lang w:val="en-US" w:eastAsia="ru-RU"/>
+        </w:rPr>
+        <w:t>ofis</w:t>
+      </w:r>
+      <w:proofErr w:type="spellEnd"/>
+      <w:r>
+        <w:rPr>
+          <w:rFonts w:ascii="Times New Roman" w:eastAsia="Times New Roman" w:hAnsi="Times New Roman" w:cs="Times New Roman"/>
+          <w:b/>
+          <w:bCs/>
+          <w:sz w:val="20"/>
+          <w:szCs w:val="20"/>
+          <w:lang w:val="en-US" w:eastAsia="ru-RU"/>
+        </w:rPr>
+        <w:t xml:space="preserve"> </w:t>
+      </w:r>
+      <w:proofErr w:type="spellStart"/>
+      <w:r>
+        <w:rPr>
+          <w:rFonts w:ascii="Times New Roman" w:eastAsia="Times New Roman" w:hAnsi="Times New Roman" w:cs="Times New Roman"/>
+          <w:b/>
+          <w:bCs/>
+          <w:sz w:val="20"/>
+          <w:szCs w:val="20"/>
+          <w:lang w:val="en-US" w:eastAsia="ru-RU"/>
+        </w:rPr>
+        <w:t>uskunalariga</w:t>
+      </w:r>
+      <w:proofErr w:type="spellEnd"/>
+      <w:r>
+        <w:rPr>
+          <w:rFonts w:ascii="Times New Roman" w:eastAsia="Times New Roman" w:hAnsi="Times New Roman" w:cs="Times New Roman"/>
+          <w:b/>
+          <w:bCs/>
+          <w:sz w:val="20"/>
+          <w:szCs w:val="20"/>
+          <w:lang w:val="en-US" w:eastAsia="ru-RU"/>
+        </w:rPr>
+        <w:t xml:space="preserve"> </w:t>
+      </w:r>
+      <w:proofErr w:type="spellStart"/>
+      <w:r>
+        <w:rPr>
+          <w:rFonts w:ascii="Times New Roman" w:eastAsia="Times New Roman" w:hAnsi="Times New Roman" w:cs="Times New Roman"/>
+          <w:b/>
+          <w:bCs/>
+          <w:sz w:val="20"/>
+          <w:szCs w:val="20"/>
+          <w:lang w:val="en-US" w:eastAsia="ru-RU"/>
+        </w:rPr>
+        <w:t>servis</w:t>
+      </w:r>
+      <w:proofErr w:type="spellEnd"/>
+      <w:r>
+        <w:rPr>
+          <w:rFonts w:ascii="Times New Roman" w:eastAsia="Times New Roman" w:hAnsi="Times New Roman" w:cs="Times New Roman"/>
+          <w:b/>
+          <w:bCs/>
+          <w:sz w:val="20"/>
+          <w:szCs w:val="20"/>
+          <w:lang w:val="en-US" w:eastAsia="ru-RU"/>
+        </w:rPr>
+        <w:t xml:space="preserve"> </w:t>
+      </w:r>
+      <w:proofErr w:type="spellStart"/>
+      <w:r>
+        <w:rPr>
+          <w:rFonts w:ascii="Times New Roman" w:eastAsia="Times New Roman" w:hAnsi="Times New Roman" w:cs="Times New Roman"/>
+          <w:b/>
+          <w:bCs/>
+          <w:sz w:val="20"/>
+          <w:szCs w:val="20"/>
+          <w:lang w:val="en-US" w:eastAsia="ru-RU"/>
+        </w:rPr>
+        <w:t>xizmat</w:t>
+      </w:r>
+      <w:proofErr w:type="spellEnd"/>
+      <w:r>
+        <w:rPr>
+          <w:rFonts w:ascii="Times New Roman" w:eastAsia="Times New Roman" w:hAnsi="Times New Roman" w:cs="Times New Roman"/>
+          <w:b/>
+          <w:bCs/>
+          <w:sz w:val="20"/>
+          <w:szCs w:val="20"/>
+          <w:lang w:val="en-US" w:eastAsia="ru-RU"/>
+        </w:rPr>
+        <w:t xml:space="preserve"> </w:t>
+      </w:r>
+      <w:proofErr w:type="spellStart"/>
+      <w:r>
+        <w:rPr>
+          <w:rFonts w:ascii="Times New Roman" w:eastAsia="Times New Roman" w:hAnsi="Times New Roman" w:cs="Times New Roman"/>
+          <w:b/>
+          <w:bCs/>
+          <w:sz w:val="20"/>
+          <w:szCs w:val="20"/>
+          <w:lang w:val="en-US" w:eastAsia="ru-RU"/>
+        </w:rPr>
+        <w:t>ko'rsatish</w:t>
+      </w:r>
+      <w:proofErr w:type="spellEnd"/>
+      <w:r>
+        <w:rPr>
+          <w:rFonts w:ascii="Times New Roman" w:eastAsia="Times New Roman" w:hAnsi="Times New Roman" w:cs="Times New Roman"/>
+          <w:b/>
+          <w:bCs/>
+          <w:sz w:val="20"/>
+          <w:szCs w:val="20"/>
+          <w:lang w:val="en-US" w:eastAsia="ru-RU"/>
+        </w:rPr>
+        <w:t xml:space="preserve"> </w:t>
+      </w:r>
+      <w:proofErr w:type="spellStart"/>
+      <w:r>
+        <w:rPr>
+          <w:rFonts w:ascii="Times New Roman" w:eastAsia="Times New Roman" w:hAnsi="Times New Roman" w:cs="Times New Roman"/>
+          <w:b/>
+          <w:bCs/>
+          <w:sz w:val="20"/>
+          <w:szCs w:val="20"/>
+          <w:lang w:val="en-US" w:eastAsia="ru-RU"/>
+        </w:rPr>
+        <w:t>jarayonida</w:t>
+      </w:r>
+      <w:proofErr w:type="spellEnd"/>
+      <w:r>
+        <w:rPr>
+          <w:rFonts w:ascii="Times New Roman" w:eastAsia="Times New Roman" w:hAnsi="Times New Roman" w:cs="Times New Roman"/>
+          <w:b/>
+          <w:bCs/>
+          <w:sz w:val="20"/>
+          <w:szCs w:val="20"/>
+          <w:lang w:val="en-US" w:eastAsia="ru-RU"/>
+        </w:rPr>
+        <w:t xml:space="preserve"> </w:t>
+      </w:r>
+      <w:proofErr w:type="spellStart"/>
+      <w:r>
+        <w:rPr>
+          <w:rFonts w:ascii="Times New Roman" w:eastAsia="Times New Roman" w:hAnsi="Times New Roman" w:cs="Times New Roman"/>
+          <w:b/>
+          <w:bCs/>
+          <w:sz w:val="20"/>
+          <w:szCs w:val="20"/>
+          <w:lang w:val="en-US" w:eastAsia="ru-RU"/>
+        </w:rPr>
+        <w:t>foydalanilgan</w:t>
+      </w:r>
+      <w:proofErr w:type="spellEnd"/>
     </w:p>
     <w:p>
       <w:pPr>
@@ -246,17 +758,163 @@
           <w:lang w:val="en-US" w:eastAsia="ru-RU"/>
         </w:rPr>
       </w:pPr>
-      <w:r>
-        <w:rPr>
-          <w:rFonts w:ascii="Times New Roman" w:eastAsia="Times New Roman" w:hAnsi="Times New Roman" w:cs="Times New Roman"/>
-          <w:b/>
-          <w:bCs/>
-          <w:sz w:val="20"/>
-          <w:szCs w:val="20"/>
-          <w:lang w:val="en-US" w:eastAsia="ru-RU"/>
-        </w:rPr>
-        <w:t>sarf materiallar, ehtiyot qismlar va uskunalar bo'yicha</w:t>
-      </w:r>
+      <w:proofErr w:type="spellStart"/>
+      <w:r>
+        <w:rPr>
+          <w:rFonts w:ascii="Times New Roman" w:eastAsia="Times New Roman" w:hAnsi="Times New Roman" w:cs="Times New Roman"/>
+          <w:b/>
+          <w:bCs/>
+          <w:sz w:val="20"/>
+          <w:szCs w:val="20"/>
+          <w:lang w:val="en-US" w:eastAsia="ru-RU"/>
+        </w:rPr>
+        <w:t>sarf</w:t>
+      </w:r>
+      <w:proofErr w:type="spellEnd"/>
+      <w:r>
+        <w:rPr>
+          <w:rFonts w:ascii="Times New Roman" w:eastAsia="Times New Roman" w:hAnsi="Times New Roman" w:cs="Times New Roman"/>
+          <w:b/>
+          <w:bCs/>
+          <w:sz w:val="20"/>
+          <w:szCs w:val="20"/>
+          <w:lang w:val="en-US" w:eastAsia="ru-RU"/>
+        </w:rPr>
+        <w:t xml:space="preserve"> </w:t>
+      </w:r>
+      <w:proofErr w:type="spellStart"/>
+      <w:r>
+        <w:rPr>
+          <w:rFonts w:ascii="Times New Roman" w:eastAsia="Times New Roman" w:hAnsi="Times New Roman" w:cs="Times New Roman"/>
+          <w:b/>
+          <w:bCs/>
+          <w:sz w:val="20"/>
+          <w:szCs w:val="20"/>
+          <w:lang w:val="en-US" w:eastAsia="ru-RU"/>
+        </w:rPr>
+        <w:t>materiallar</w:t>
+      </w:r>
+      <w:proofErr w:type="spellEnd"/>
+      <w:r>
+        <w:rPr>
+          <w:rFonts w:ascii="Times New Roman" w:eastAsia="Times New Roman" w:hAnsi="Times New Roman" w:cs="Times New Roman"/>
+          <w:b/>
+          <w:bCs/>
+          <w:sz w:val="20"/>
+          <w:szCs w:val="20"/>
+          <w:lang w:val="en-US" w:eastAsia="ru-RU"/>
+        </w:rPr>
+        <w:t xml:space="preserve">, </w:t>
+      </w:r>
+      <w:proofErr w:type="spellStart"/>
+      <w:r>
+        <w:rPr>
+          <w:rFonts w:ascii="Times New Roman" w:eastAsia="Times New Roman" w:hAnsi="Times New Roman" w:cs="Times New Roman"/>
+          <w:b/>
+          <w:bCs/>
+          <w:sz w:val="20"/>
+          <w:szCs w:val="20"/>
+          <w:lang w:val="en-US" w:eastAsia="ru-RU"/>
+        </w:rPr>
+        <w:t>ehtiyot</w:t>
+      </w:r>
+      <w:proofErr w:type="spellEnd"/>
+      <w:r>
+        <w:rPr>
+          <w:rFonts w:ascii="Times New Roman" w:eastAsia="Times New Roman" w:hAnsi="Times New Roman" w:cs="Times New Roman"/>
+          <w:b/>
+          <w:bCs/>
+          <w:sz w:val="20"/>
+          <w:szCs w:val="20"/>
+          <w:lang w:val="en-US" w:eastAsia="ru-RU"/>
+        </w:rPr>
+        <w:t xml:space="preserve"> </w:t>
+      </w:r>
+      <w:proofErr w:type="spellStart"/>
+      <w:r>
+        <w:rPr>
+          <w:rFonts w:ascii="Times New Roman" w:eastAsia="Times New Roman" w:hAnsi="Times New Roman" w:cs="Times New Roman"/>
+          <w:b/>
+          <w:bCs/>
+          <w:sz w:val="20"/>
+          <w:szCs w:val="20"/>
+          <w:lang w:val="en-US" w:eastAsia="ru-RU"/>
+        </w:rPr>
+        <w:t>qismlar</w:t>
+      </w:r>
+      <w:proofErr w:type="spellEnd"/>
+      <w:r>
+        <w:rPr>
+          <w:rFonts w:ascii="Times New Roman" w:eastAsia="Times New Roman" w:hAnsi="Times New Roman" w:cs="Times New Roman"/>
+          <w:b/>
+          <w:bCs/>
+          <w:sz w:val="20"/>
+          <w:szCs w:val="20"/>
+          <w:lang w:val="en-US" w:eastAsia="ru-RU"/>
+        </w:rPr>
+        <w:t xml:space="preserve"> </w:t>
+      </w:r>
+      <w:proofErr w:type="spellStart"/>
+      <w:r>
+        <w:rPr>
+          <w:rFonts w:ascii="Times New Roman" w:eastAsia="Times New Roman" w:hAnsi="Times New Roman" w:cs="Times New Roman"/>
+          <w:b/>
+          <w:bCs/>
+          <w:sz w:val="20"/>
+          <w:szCs w:val="20"/>
+          <w:lang w:val="en-US" w:eastAsia="ru-RU"/>
+        </w:rPr>
+        <w:t>va</w:t>
+      </w:r>
+      <w:proofErr w:type="spellEnd"/>
+      <w:r>
+        <w:rPr>
+          <w:rFonts w:ascii="Times New Roman" w:eastAsia="Times New Roman" w:hAnsi="Times New Roman" w:cs="Times New Roman"/>
+          <w:b/>
+          <w:bCs/>
+          <w:sz w:val="20"/>
+          <w:szCs w:val="20"/>
+          <w:lang w:val="en-US" w:eastAsia="ru-RU"/>
+        </w:rPr>
+        <w:t xml:space="preserve"> </w:t>
+      </w:r>
+      <w:proofErr w:type="spellStart"/>
+      <w:r>
+        <w:rPr>
+          <w:rFonts w:ascii="Times New Roman" w:eastAsia="Times New Roman" w:hAnsi="Times New Roman" w:cs="Times New Roman"/>
+          <w:b/>
+          <w:bCs/>
+          <w:sz w:val="20"/>
+          <w:szCs w:val="20"/>
+          <w:lang w:val="en-US" w:eastAsia="ru-RU"/>
+        </w:rPr>
+        <w:t>uskunalar</w:t>
+      </w:r>
+      <w:proofErr w:type="spellEnd"/>
+      <w:r>
+        <w:rPr>
+          <w:rFonts w:ascii="Times New Roman" w:eastAsia="Times New Roman" w:hAnsi="Times New Roman" w:cs="Times New Roman"/>
+          <w:b/>
+          <w:bCs/>
+          <w:sz w:val="20"/>
+          <w:szCs w:val="20"/>
+          <w:lang w:val="en-US" w:eastAsia="ru-RU"/>
+        </w:rPr>
+        <w:t xml:space="preserve"> </w:t>
+      </w:r>
+      <w:proofErr w:type="spellStart"/>
+      <w:r>
+        <w:rPr>
+          <w:rFonts w:ascii="Times New Roman" w:eastAsia="Times New Roman" w:hAnsi="Times New Roman" w:cs="Times New Roman"/>
+          <w:b/>
+          <w:bCs/>
+          <w:sz w:val="20"/>
+          <w:szCs w:val="20"/>
+          <w:lang w:val="en-US" w:eastAsia="ru-RU"/>
+        </w:rPr>
+        <w:t>bo'yicha</w:t>
+      </w:r>
+      <w:proofErr w:type="spellEnd"/>
     </w:p>
     <w:p>
       <w:pPr>
@@ -342,8 +1000,9 @@
           <w:szCs w:val="20"/>
           <w:lang w:val="en-US"/>
         </w:rPr>
-        <w:t xml:space="preserve">2025 yil </w:t>
-      </w:r>
+        <w:t xml:space="preserve">2025 </w:t>
+      </w:r>
+      <w:proofErr w:type="spellStart"/>
       <w:r>
         <w:rPr>
           <w:rFonts w:ascii="Times New Roman" w:hAnsi="Times New Roman" w:cs="Times New Roman"/>
@@ -352,8 +1011,31 @@
           <w:szCs w:val="20"/>
           <w:lang w:val="en-US"/>
         </w:rPr>
+        <w:t>yil</w:t>
+      </w:r>
+      <w:proofErr w:type="spellEnd"/>
+      <w:r>
+        <w:rPr>
+          <w:rFonts w:ascii="Times New Roman" w:hAnsi="Times New Roman" w:cs="Times New Roman"/>
+          <w:b/>
+          <w:sz w:val="20"/>
+          <w:szCs w:val="20"/>
+          <w:lang w:val="en-US"/>
+        </w:rPr>
+        <w:t xml:space="preserve"> </w:t>
+      </w:r>
+      <w:proofErr w:type="spellStart"/>
+      <w:r>
+        <w:rPr>
+          <w:rFonts w:ascii="Times New Roman" w:hAnsi="Times New Roman" w:cs="Times New Roman"/>
+          <w:b/>
+          <w:sz w:val="20"/>
+          <w:szCs w:val="20"/>
+          <w:lang w:val="en-US"/>
+        </w:rPr>
         <w:t>dekabir</w:t>
       </w:r>
+      <w:proofErr w:type="spellEnd"/>
       <w:r>
         <w:rPr>
           <w:rFonts w:ascii="Times New Roman" w:hAnsi="Times New Roman" w:cs="Times New Roman"/>
@@ -364,6 +1046,7 @@
         </w:rPr>
         <w:t xml:space="preserve"> </w:t>
       </w:r>
+      <w:proofErr w:type="spellStart"/>
       <w:r>
         <w:rPr>
           <w:rFonts w:ascii="Times New Roman" w:hAnsi="Times New Roman" w:cs="Times New Roman"/>
@@ -372,8 +1055,31 @@
           <w:szCs w:val="20"/>
           <w:lang w:val="en-US"/>
         </w:rPr>
-        <w:t>oyi uchun</w:t>
-      </w:r>
+        <w:t>oyi</w:t>
+      </w:r>
+      <w:proofErr w:type="spellEnd"/>
+      <w:r>
+        <w:rPr>
+          <w:rFonts w:ascii="Times New Roman" w:hAnsi="Times New Roman" w:cs="Times New Roman"/>
+          <w:b/>
+          <w:sz w:val="20"/>
+          <w:szCs w:val="20"/>
+          <w:lang w:val="en-US"/>
+        </w:rPr>
+        <w:t xml:space="preserve"> </w:t>
+      </w:r>
+      <w:proofErr w:type="spellStart"/>
+      <w:r>
+        <w:rPr>
+          <w:rFonts w:ascii="Times New Roman" w:hAnsi="Times New Roman" w:cs="Times New Roman"/>
+          <w:b/>
+          <w:sz w:val="20"/>
+          <w:szCs w:val="20"/>
+          <w:lang w:val="en-US"/>
+        </w:rPr>
+        <w:t>uchun</w:t>
+      </w:r>
+      <w:proofErr w:type="spellEnd"/>
     </w:p>
     <w:p>
       <w:pPr>
@@ -468,7 +1174,31 @@
           <w:szCs w:val="20"/>
           <w:lang w:val="en-US" w:eastAsia="ru-RU"/>
         </w:rPr>
-        <w:t xml:space="preserve"> yildagi </w:t>
+        <w:t xml:space="preserve"> </w:t>
+      </w:r>
+      <w:proofErr w:type="spellStart"/>
+      <w:r>
+        <w:rPr>
+          <w:rFonts w:ascii="Times New Roman" w:eastAsia="Times New Roman" w:hAnsi="Times New Roman" w:cs="Times New Roman"/>
+          <w:b/>
+          <w:bCs/>
+          <w:sz w:val="20"/>
+          <w:szCs w:val="20"/>
+          <w:lang w:val="en-US" w:eastAsia="ru-RU"/>
+        </w:rPr>
+        <w:t>yildagi</w:t>
+      </w:r>
+      <w:proofErr w:type="spellEnd"/>
+      <w:r>
+        <w:rPr>
+          <w:rFonts w:ascii="Times New Roman" w:eastAsia="Times New Roman" w:hAnsi="Times New Roman" w:cs="Times New Roman"/>
+          <w:b/>
+          <w:bCs/>
+          <w:sz w:val="20"/>
+          <w:szCs w:val="20"/>
+          <w:lang w:val="en-US" w:eastAsia="ru-RU"/>
+        </w:rPr>
+        <w:t xml:space="preserve"> </w:t>
       </w:r>
       <w:r>
         <w:rPr>
@@ -512,8 +1242,69 @@
           <w:szCs w:val="20"/>
           <w:lang w:val="en-US" w:eastAsia="ru-RU"/>
         </w:rPr>
-        <w:t xml:space="preserve"> sonli shartnomaga muvofiq</w:t>
-      </w:r>
+        <w:t xml:space="preserve"> </w:t>
+      </w:r>
+      <w:proofErr w:type="spellStart"/>
+      <w:r>
+        <w:rPr>
+          <w:rFonts w:ascii="Times New Roman" w:eastAsia="Times New Roman" w:hAnsi="Times New Roman" w:cs="Times New Roman"/>
+          <w:b/>
+          <w:bCs/>
+          <w:sz w:val="20"/>
+          <w:szCs w:val="20"/>
+          <w:lang w:val="en-US" w:eastAsia="ru-RU"/>
+        </w:rPr>
+        <w:t>sonli</w:t>
+      </w:r>
+      <w:proofErr w:type="spellEnd"/>
+      <w:r>
+        <w:rPr>
+          <w:rFonts w:ascii="Times New Roman" w:eastAsia="Times New Roman" w:hAnsi="Times New Roman" w:cs="Times New Roman"/>
+          <w:b/>
+          <w:bCs/>
+          <w:sz w:val="20"/>
+          <w:szCs w:val="20"/>
+          <w:lang w:val="en-US" w:eastAsia="ru-RU"/>
+        </w:rPr>
+        <w:t xml:space="preserve"> </w:t>
+      </w:r>
+      <w:proofErr w:type="spellStart"/>
+      <w:r>
+        <w:rPr>
+          <w:rFonts w:ascii="Times New Roman" w:eastAsia="Times New Roman" w:hAnsi="Times New Roman" w:cs="Times New Roman"/>
+          <w:b/>
+          <w:bCs/>
+          <w:sz w:val="20"/>
+          <w:szCs w:val="20"/>
+          <w:lang w:val="en-US" w:eastAsia="ru-RU"/>
+        </w:rPr>
+        <w:t>shartnomaga</w:t>
+      </w:r>
+      <w:proofErr w:type="spellEnd"/>
+      <w:r>
+        <w:rPr>
+          <w:rFonts w:ascii="Times New Roman" w:eastAsia="Times New Roman" w:hAnsi="Times New Roman" w:cs="Times New Roman"/>
+          <w:b/>
+          <w:bCs/>
+          <w:sz w:val="20"/>
+          <w:szCs w:val="20"/>
+          <w:lang w:val="en-US" w:eastAsia="ru-RU"/>
+        </w:rPr>
+        <w:t xml:space="preserve"> </w:t>
+      </w:r>
+      <w:proofErr w:type="spellStart"/>
+      <w:r>
+        <w:rPr>
+          <w:rFonts w:ascii="Times New Roman" w:eastAsia="Times New Roman" w:hAnsi="Times New Roman" w:cs="Times New Roman"/>
+          <w:b/>
+          <w:bCs/>
+          <w:sz w:val="20"/>
+          <w:szCs w:val="20"/>
+          <w:lang w:val="en-US" w:eastAsia="ru-RU"/>
+        </w:rPr>
+        <w:t>muvofiq</w:t>
+      </w:r>
+      <w:proofErr w:type="spellEnd"/>
     </w:p>
     <w:p>
       <w:pPr>
@@ -547,7 +1338,7 @@
           <w:szCs w:val="20"/>
           <w:lang w:val="en-US" w:eastAsia="ru-RU"/>
         </w:rPr>
-        <w:t>Boshqarma boshlig'i</w:t>
+        <w:t>RANK</w:t>
       </w:r>
       <w:r>
         <w:rPr>
@@ -646,7 +1437,7 @@
           <w:szCs w:val="20"/>
           <w:lang w:val="en-US" w:eastAsia="ru-RU"/>
         </w:rPr>
-        <w:t>Narzullaev A.</w:t>
+        <w:t>EMPLOYEE</w:t>
       </w:r>
     </w:p>
     <w:p>
@@ -661,17 +1452,91 @@
           <w:lang w:val="en-US" w:eastAsia="ru-RU"/>
         </w:rPr>
       </w:pPr>
-      <w:r>
-        <w:rPr>
-          <w:rFonts w:ascii="Times New Roman" w:eastAsia="Times New Roman" w:hAnsi="Times New Roman" w:cs="Times New Roman"/>
-          <w:b/>
-          <w:bCs/>
-          <w:sz w:val="20"/>
-          <w:szCs w:val="20"/>
-          <w:lang w:val="en-US" w:eastAsia="ru-RU"/>
-        </w:rPr>
-        <w:t>Tekshirdi va qabul qildi</w:t>
-      </w:r>
+      <w:proofErr w:type="spellStart"/>
+      <w:r>
+        <w:rPr>
+          <w:rFonts w:ascii="Times New Roman" w:eastAsia="Times New Roman" w:hAnsi="Times New Roman" w:cs="Times New Roman"/>
+          <w:b/>
+          <w:bCs/>
+          <w:sz w:val="20"/>
+          <w:szCs w:val="20"/>
+          <w:lang w:val="en-US" w:eastAsia="ru-RU"/>
+        </w:rPr>
+        <w:t>Tekshirdi</w:t>
+      </w:r>
+      <w:proofErr w:type="spellEnd"/>
+      <w:r>
+        <w:rPr>
+          <w:rFonts w:ascii="Times New Roman" w:eastAsia="Times New Roman" w:hAnsi="Times New Roman" w:cs="Times New Roman"/>
+          <w:b/>
+          <w:bCs/>
+          <w:sz w:val="20"/>
+          <w:szCs w:val="20"/>
+          <w:lang w:val="en-US" w:eastAsia="ru-RU"/>
+        </w:rPr>
+        <w:t xml:space="preserve"> </w:t>
+      </w:r>
+      <w:proofErr w:type="spellStart"/>
+      <w:r>
+        <w:rPr>
+          <w:rFonts w:ascii="Times New Roman" w:eastAsia="Times New Roman" w:hAnsi="Times New Roman" w:cs="Times New Roman"/>
+          <w:b/>
+          <w:bCs/>
+          <w:sz w:val="20"/>
+          <w:szCs w:val="20"/>
+          <w:lang w:val="en-US" w:eastAsia="ru-RU"/>
+        </w:rPr>
+        <w:t>va</w:t>
+      </w:r>
+      <w:proofErr w:type="spellEnd"/>
+      <w:r>
+        <w:rPr>
+          <w:rFonts w:ascii="Times New Roman" w:eastAsia="Times New Roman" w:hAnsi="Times New Roman" w:cs="Times New Roman"/>
+          <w:b/>
+          <w:bCs/>
+          <w:sz w:val="20"/>
+          <w:szCs w:val="20"/>
+          <w:lang w:val="en-US" w:eastAsia="ru-RU"/>
+        </w:rPr>
+        <w:t xml:space="preserve"> </w:t>
+      </w:r>
+      <w:proofErr w:type="spellStart"/>
+      <w:r>
+        <w:rPr>
+          <w:rFonts w:ascii="Times New Roman" w:eastAsia="Times New Roman" w:hAnsi="Times New Roman" w:cs="Times New Roman"/>
+          <w:b/>
+          <w:bCs/>
+          <w:sz w:val="20"/>
+          <w:szCs w:val="20"/>
+          <w:lang w:val="en-US" w:eastAsia="ru-RU"/>
+        </w:rPr>
+        <w:t>qabul</w:t>
+      </w:r>
+      <w:proofErr w:type="spellEnd"/>
+      <w:r>
+        <w:rPr>
+          <w:rFonts w:ascii="Times New Roman" w:eastAsia="Times New Roman" w:hAnsi="Times New Roman" w:cs="Times New Roman"/>
+          <w:b/>
+          <w:bCs/>
+          <w:sz w:val="20"/>
+          <w:szCs w:val="20"/>
+          <w:lang w:val="en-US" w:eastAsia="ru-RU"/>
+        </w:rPr>
+        <w:t xml:space="preserve"> </w:t>
+      </w:r>
+      <w:proofErr w:type="spellStart"/>
+      <w:r>
+        <w:rPr>
+          <w:rFonts w:ascii="Times New Roman" w:eastAsia="Times New Roman" w:hAnsi="Times New Roman" w:cs="Times New Roman"/>
+          <w:b/>
+          <w:bCs/>
+          <w:sz w:val="20"/>
+          <w:szCs w:val="20"/>
+          <w:lang w:val="en-US" w:eastAsia="ru-RU"/>
+        </w:rPr>
+        <w:t>qildi</w:t>
+      </w:r>
+      <w:proofErr w:type="spellEnd"/>
     </w:p>
     <w:p>
       <w:pPr>
@@ -692,8 +1557,21 @@
           <w:szCs w:val="20"/>
           <w:lang w:val="en-US" w:eastAsia="ru-RU"/>
         </w:rPr>
-        <w:t>Bosh mutaxassis</w:t>
-      </w:r>
+        <w:t xml:space="preserve">Bosh </w:t>
+      </w:r>
+      <w:proofErr w:type="spellStart"/>
+      <w:r>
+        <w:rPr>
+          <w:rFonts w:ascii="Times New Roman" w:eastAsia="Times New Roman" w:hAnsi="Times New Roman" w:cs="Times New Roman"/>
+          <w:b/>
+          <w:bCs/>
+          <w:sz w:val="20"/>
+          <w:szCs w:val="20"/>
+          <w:lang w:val="en-US" w:eastAsia="ru-RU"/>
+        </w:rPr>
+        <w:t>mutaxassis</w:t>
+      </w:r>
+      <w:proofErr w:type="spellEnd"/>
       <w:r>
         <w:rPr>
           <w:rFonts w:ascii="Times New Roman" w:eastAsia="Times New Roman" w:hAnsi="Times New Roman" w:cs="Times New Roman"/>
@@ -792,7 +1670,30 @@
           <w:lang w:val="en-US" w:eastAsia="ru-RU"/>
         </w:rPr>
         <w:tab/>
-        <w:t>Yakushina E.</w:t>
+      </w:r>
+      <w:proofErr w:type="spellStart"/>
+      <w:r>
+        <w:rPr>
+          <w:rFonts w:ascii="Times New Roman" w:eastAsia="Times New Roman" w:hAnsi="Times New Roman" w:cs="Times New Roman"/>
+          <w:b/>
+          <w:bCs/>
+          <w:sz w:val="20"/>
+          <w:szCs w:val="20"/>
+          <w:lang w:val="en-US" w:eastAsia="ru-RU"/>
+        </w:rPr>
+        <w:t>Yakushina</w:t>
+      </w:r>
+      <w:proofErr w:type="spellEnd"/>
+      <w:r>
+        <w:rPr>
+          <w:rFonts w:ascii="Times New Roman" w:eastAsia="Times New Roman" w:hAnsi="Times New Roman" w:cs="Times New Roman"/>
+          <w:b/>
+          <w:bCs/>
+          <w:sz w:val="20"/>
+          <w:szCs w:val="20"/>
+          <w:lang w:val="en-US" w:eastAsia="ru-RU"/>
+        </w:rPr>
+        <w:t xml:space="preserve"> E.</w:t>
       </w:r>
     </w:p>
     <w:p>
@@ -807,6 +1708,7 @@
           <w:lang w:val="en-US" w:eastAsia="ru-RU"/>
         </w:rPr>
       </w:pPr>
+      <w:proofErr w:type="spellStart"/>
       <w:r>
         <w:rPr>
           <w:rFonts w:ascii="Times New Roman" w:eastAsia="Times New Roman" w:hAnsi="Times New Roman" w:cs="Times New Roman"/>
@@ -818,6 +1720,7 @@
         </w:rPr>
         <w:t>Kelishildi</w:t>
       </w:r>
+      <w:proofErr w:type="spellEnd"/>
     </w:p>
     <w:p>
       <w:pPr>
@@ -838,8 +1741,21 @@
           <w:szCs w:val="20"/>
           <w:lang w:val="en-US" w:eastAsia="ru-RU"/>
         </w:rPr>
-        <w:t>Bosh hisobchi</w:t>
-      </w:r>
+        <w:t xml:space="preserve">Bosh </w:t>
+      </w:r>
+      <w:proofErr w:type="spellStart"/>
+      <w:r>
+        <w:rPr>
+          <w:rFonts w:ascii="Times New Roman" w:eastAsia="Times New Roman" w:hAnsi="Times New Roman" w:cs="Times New Roman"/>
+          <w:b/>
+          <w:bCs/>
+          <w:sz w:val="20"/>
+          <w:szCs w:val="20"/>
+          <w:lang w:val="en-US" w:eastAsia="ru-RU"/>
+        </w:rPr>
+        <w:t>hisobchi</w:t>
+      </w:r>
+      <w:proofErr w:type="spellEnd"/>
       <w:r>
         <w:rPr>
           <w:rFonts w:ascii="Times New Roman" w:eastAsia="Times New Roman" w:hAnsi="Times New Roman" w:cs="Times New Roman"/>
@@ -938,7 +1854,30 @@
           <w:lang w:val="en-US" w:eastAsia="ru-RU"/>
         </w:rPr>
         <w:tab/>
-        <w:t>Mengniyozov F.A.</w:t>
+      </w:r>
+      <w:proofErr w:type="spellStart"/>
+      <w:r>
+        <w:rPr>
+          <w:rFonts w:ascii="Times New Roman" w:eastAsia="Times New Roman" w:hAnsi="Times New Roman" w:cs="Times New Roman"/>
+          <w:b/>
+          <w:bCs/>
+          <w:sz w:val="20"/>
+          <w:szCs w:val="20"/>
+          <w:lang w:val="en-US" w:eastAsia="ru-RU"/>
+        </w:rPr>
+        <w:t>Mengniyozov</w:t>
+      </w:r>
+      <w:proofErr w:type="spellEnd"/>
+      <w:r>
+        <w:rPr>
+          <w:rFonts w:ascii="Times New Roman" w:eastAsia="Times New Roman" w:hAnsi="Times New Roman" w:cs="Times New Roman"/>
+          <w:b/>
+          <w:bCs/>
+          <w:sz w:val="20"/>
+          <w:szCs w:val="20"/>
+          <w:lang w:val="en-US" w:eastAsia="ru-RU"/>
+        </w:rPr>
+        <w:t xml:space="preserve"> F.A.</w:t>
       </w:r>
     </w:p>
     <w:sectPr>

--- a/media/document/svod.docx
+++ b/media/document/svod.docx
@@ -25,31 +25,7 @@
           <w:szCs w:val="20"/>
           <w:lang w:val="en-US" w:eastAsia="ru-RU"/>
         </w:rPr>
-        <w:t>"</w:t>
-      </w:r>
-      <w:proofErr w:type="spellStart"/>
-      <w:r>
-        <w:rPr>
-          <w:rFonts w:ascii="Times New Roman" w:eastAsia="Times New Roman" w:hAnsi="Times New Roman" w:cs="Times New Roman"/>
-          <w:b/>
-          <w:bCs/>
-          <w:sz w:val="20"/>
-          <w:szCs w:val="20"/>
-          <w:lang w:val="en-US" w:eastAsia="ru-RU"/>
-        </w:rPr>
-        <w:t>Tasdiqlayman</w:t>
-      </w:r>
-      <w:proofErr w:type="spellEnd"/>
-      <w:r>
-        <w:rPr>
-          <w:rFonts w:ascii="Times New Roman" w:eastAsia="Times New Roman" w:hAnsi="Times New Roman" w:cs="Times New Roman"/>
-          <w:b/>
-          <w:bCs/>
-          <w:sz w:val="20"/>
-          <w:szCs w:val="20"/>
-          <w:lang w:val="en-US" w:eastAsia="ru-RU"/>
-        </w:rPr>
-        <w:t>"</w:t>
+        <w:t>"Tasdiqlayman"</w:t>
       </w:r>
     </w:p>
     <w:p>
@@ -66,115 +42,17 @@
           <w:lang w:val="en-US" w:eastAsia="ru-RU"/>
         </w:rPr>
       </w:pPr>
-      <w:proofErr w:type="spellStart"/>
-      <w:r>
-        <w:rPr>
-          <w:rFonts w:ascii="Times New Roman" w:eastAsia="Times New Roman" w:hAnsi="Times New Roman" w:cs="Times New Roman"/>
-          <w:b/>
-          <w:bCs/>
-          <w:sz w:val="20"/>
-          <w:szCs w:val="20"/>
-          <w:lang w:val="en-US" w:eastAsia="ru-RU"/>
-        </w:rPr>
-        <w:t>Oʻzbekiston</w:t>
-      </w:r>
-      <w:proofErr w:type="spellEnd"/>
-      <w:r>
-        <w:rPr>
-          <w:rFonts w:ascii="Times New Roman" w:eastAsia="Times New Roman" w:hAnsi="Times New Roman" w:cs="Times New Roman"/>
-          <w:b/>
-          <w:bCs/>
-          <w:sz w:val="20"/>
-          <w:szCs w:val="20"/>
-          <w:lang w:val="en-US" w:eastAsia="ru-RU"/>
-        </w:rPr>
-        <w:t xml:space="preserve"> </w:t>
-      </w:r>
-      <w:proofErr w:type="spellStart"/>
-      <w:r>
-        <w:rPr>
-          <w:rFonts w:ascii="Times New Roman" w:eastAsia="Times New Roman" w:hAnsi="Times New Roman" w:cs="Times New Roman"/>
-          <w:b/>
-          <w:bCs/>
-          <w:sz w:val="20"/>
-          <w:szCs w:val="20"/>
-          <w:lang w:val="en-US" w:eastAsia="ru-RU"/>
-        </w:rPr>
-        <w:t>Respublikasi</w:t>
-      </w:r>
-      <w:proofErr w:type="spellEnd"/>
-      <w:r>
-        <w:rPr>
-          <w:rFonts w:ascii="Times New Roman" w:eastAsia="Times New Roman" w:hAnsi="Times New Roman" w:cs="Times New Roman"/>
-          <w:b/>
-          <w:bCs/>
-          <w:sz w:val="20"/>
-          <w:szCs w:val="20"/>
-          <w:lang w:val="en-US" w:eastAsia="ru-RU"/>
-        </w:rPr>
-        <w:t xml:space="preserve"> </w:t>
-      </w:r>
-      <w:proofErr w:type="spellStart"/>
-      <w:r>
-        <w:rPr>
-          <w:rFonts w:ascii="Times New Roman" w:eastAsia="Times New Roman" w:hAnsi="Times New Roman" w:cs="Times New Roman"/>
-          <w:b/>
-          <w:bCs/>
-          <w:sz w:val="20"/>
-          <w:szCs w:val="20"/>
-          <w:lang w:val="en-US" w:eastAsia="ru-RU"/>
-        </w:rPr>
-        <w:t>Iqtisodiyot</w:t>
-      </w:r>
-      <w:proofErr w:type="spellEnd"/>
-      <w:r>
-        <w:rPr>
-          <w:rFonts w:ascii="Times New Roman" w:eastAsia="Times New Roman" w:hAnsi="Times New Roman" w:cs="Times New Roman"/>
-          <w:b/>
-          <w:bCs/>
-          <w:sz w:val="20"/>
-          <w:szCs w:val="20"/>
-          <w:lang w:val="en-US" w:eastAsia="ru-RU"/>
-        </w:rPr>
-        <w:t xml:space="preserve"> </w:t>
-      </w:r>
-      <w:proofErr w:type="spellStart"/>
-      <w:r>
-        <w:rPr>
-          <w:rFonts w:ascii="Times New Roman" w:eastAsia="Times New Roman" w:hAnsi="Times New Roman" w:cs="Times New Roman"/>
-          <w:b/>
-          <w:bCs/>
-          <w:sz w:val="20"/>
-          <w:szCs w:val="20"/>
-          <w:lang w:val="en-US" w:eastAsia="ru-RU"/>
-        </w:rPr>
-        <w:t>va</w:t>
-      </w:r>
-      <w:proofErr w:type="spellEnd"/>
-      <w:r>
-        <w:rPr>
-          <w:rFonts w:ascii="Times New Roman" w:eastAsia="Times New Roman" w:hAnsi="Times New Roman" w:cs="Times New Roman"/>
-          <w:b/>
-          <w:bCs/>
-          <w:sz w:val="20"/>
-          <w:szCs w:val="20"/>
-          <w:lang w:val="en-US" w:eastAsia="ru-RU"/>
-        </w:rPr>
-        <w:t xml:space="preserve"> </w:t>
-      </w:r>
-      <w:proofErr w:type="spellStart"/>
-      <w:r>
-        <w:rPr>
-          <w:rFonts w:ascii="Times New Roman" w:eastAsia="Times New Roman" w:hAnsi="Times New Roman" w:cs="Times New Roman"/>
-          <w:b/>
-          <w:bCs/>
-          <w:sz w:val="20"/>
-          <w:szCs w:val="20"/>
-          <w:lang w:val="en-US" w:eastAsia="ru-RU"/>
-        </w:rPr>
-        <w:t>moliya</w:t>
-      </w:r>
-      <w:proofErr w:type="spellEnd"/>
+      <w:r>
+        <w:rPr>
+          <w:rFonts w:ascii="Times New Roman" w:eastAsia="Times New Roman" w:hAnsi="Times New Roman" w:cs="Times New Roman"/>
+          <w:b/>
+          <w:bCs/>
+          <w:sz w:val="20"/>
+          <w:szCs w:val="20"/>
+          <w:lang w:val="en-US" w:eastAsia="ru-RU"/>
+        </w:rPr>
+        <w:t>Oʻzbekiston Respublikasi Iqtisodiyot va moliya</w:t>
+      </w:r>
     </w:p>
     <w:p>
       <w:pPr>
@@ -190,125 +68,16 @@
           <w:lang w:val="en-US" w:eastAsia="ru-RU"/>
         </w:rPr>
       </w:pPr>
-      <w:proofErr w:type="spellStart"/>
-      <w:r>
-        <w:rPr>
-          <w:rFonts w:ascii="Times New Roman" w:eastAsia="Times New Roman" w:hAnsi="Times New Roman" w:cs="Times New Roman"/>
-          <w:b/>
-          <w:bCs/>
-          <w:sz w:val="20"/>
-          <w:szCs w:val="20"/>
-          <w:lang w:val="en-US" w:eastAsia="ru-RU"/>
-        </w:rPr>
-        <w:t>vazirligi</w:t>
-      </w:r>
-      <w:proofErr w:type="spellEnd"/>
-      <w:r>
-        <w:rPr>
-          <w:rFonts w:ascii="Times New Roman" w:eastAsia="Times New Roman" w:hAnsi="Times New Roman" w:cs="Times New Roman"/>
-          <w:b/>
-          <w:bCs/>
-          <w:sz w:val="20"/>
-          <w:szCs w:val="20"/>
-          <w:lang w:val="en-US" w:eastAsia="ru-RU"/>
-        </w:rPr>
-        <w:t xml:space="preserve"> </w:t>
-      </w:r>
-      <w:proofErr w:type="spellStart"/>
-      <w:r>
-        <w:rPr>
-          <w:rFonts w:ascii="Times New Roman" w:eastAsia="Times New Roman" w:hAnsi="Times New Roman" w:cs="Times New Roman"/>
-          <w:b/>
-          <w:bCs/>
-          <w:sz w:val="20"/>
-          <w:szCs w:val="20"/>
-          <w:lang w:val="en-US" w:eastAsia="ru-RU"/>
-        </w:rPr>
-        <w:t>huzuridagi</w:t>
-      </w:r>
-      <w:proofErr w:type="spellEnd"/>
-      <w:r>
-        <w:rPr>
-          <w:rFonts w:ascii="Times New Roman" w:eastAsia="Times New Roman" w:hAnsi="Times New Roman" w:cs="Times New Roman"/>
-          <w:b/>
-          <w:bCs/>
-          <w:sz w:val="20"/>
-          <w:szCs w:val="20"/>
-          <w:lang w:val="en-US" w:eastAsia="ru-RU"/>
-        </w:rPr>
-        <w:t xml:space="preserve"> “</w:t>
-      </w:r>
-      <w:proofErr w:type="spellStart"/>
-      <w:r>
-        <w:rPr>
-          <w:rFonts w:ascii="Times New Roman" w:eastAsia="Times New Roman" w:hAnsi="Times New Roman" w:cs="Times New Roman"/>
-          <w:b/>
-          <w:bCs/>
-          <w:sz w:val="20"/>
-          <w:szCs w:val="20"/>
-          <w:lang w:val="en-US" w:eastAsia="ru-RU"/>
-        </w:rPr>
-        <w:t>Axborot</w:t>
-      </w:r>
-      <w:proofErr w:type="spellEnd"/>
-      <w:r>
-        <w:rPr>
-          <w:rFonts w:ascii="Times New Roman" w:eastAsia="Times New Roman" w:hAnsi="Times New Roman" w:cs="Times New Roman"/>
-          <w:b/>
-          <w:bCs/>
-          <w:sz w:val="20"/>
-          <w:szCs w:val="20"/>
-          <w:lang w:val="en-US" w:eastAsia="ru-RU"/>
-        </w:rPr>
-        <w:t xml:space="preserve"> </w:t>
-      </w:r>
-      <w:proofErr w:type="spellStart"/>
-      <w:r>
-        <w:rPr>
-          <w:rFonts w:ascii="Times New Roman" w:eastAsia="Times New Roman" w:hAnsi="Times New Roman" w:cs="Times New Roman"/>
-          <w:b/>
-          <w:bCs/>
-          <w:sz w:val="20"/>
-          <w:szCs w:val="20"/>
-          <w:lang w:val="en-US" w:eastAsia="ru-RU"/>
-        </w:rPr>
-        <w:t>texnalogiyalar</w:t>
-      </w:r>
-      <w:proofErr w:type="spellEnd"/>
-      <w:r>
-        <w:rPr>
-          <w:rFonts w:ascii="Times New Roman" w:eastAsia="Times New Roman" w:hAnsi="Times New Roman" w:cs="Times New Roman"/>
-          <w:b/>
-          <w:bCs/>
-          <w:sz w:val="20"/>
-          <w:szCs w:val="20"/>
-          <w:lang w:val="en-US" w:eastAsia="ru-RU"/>
-        </w:rPr>
-        <w:t xml:space="preserve"> </w:t>
-      </w:r>
-      <w:proofErr w:type="spellStart"/>
-      <w:r>
-        <w:rPr>
-          <w:rFonts w:ascii="Times New Roman" w:eastAsia="Times New Roman" w:hAnsi="Times New Roman" w:cs="Times New Roman"/>
-          <w:b/>
-          <w:bCs/>
-          <w:sz w:val="20"/>
-          <w:szCs w:val="20"/>
-          <w:lang w:val="en-US" w:eastAsia="ru-RU"/>
-        </w:rPr>
-        <w:t>markazi</w:t>
-      </w:r>
-      <w:proofErr w:type="spellEnd"/>
-      <w:r>
-        <w:rPr>
-          <w:rFonts w:ascii="Times New Roman" w:eastAsia="Times New Roman" w:hAnsi="Times New Roman" w:cs="Times New Roman"/>
-          <w:b/>
-          <w:bCs/>
-          <w:sz w:val="20"/>
-          <w:szCs w:val="20"/>
-          <w:lang w:val="en-US" w:eastAsia="ru-RU"/>
-        </w:rPr>
-        <w:t>”</w:t>
+      <w:r>
+        <w:rPr>
+          <w:rFonts w:ascii="Times New Roman" w:eastAsia="Times New Roman" w:hAnsi="Times New Roman" w:cs="Times New Roman"/>
+          <w:b/>
+          <w:bCs/>
+          <w:sz w:val="20"/>
+          <w:szCs w:val="20"/>
+          <w:lang w:val="en-US" w:eastAsia="ru-RU"/>
+        </w:rPr>
+        <w:t>vazirligi huzuridagi “Axborot texnalogiyalar markazi”</w:t>
       </w:r>
     </w:p>
     <w:p>
@@ -325,91 +94,17 @@
           <w:lang w:val="en-US" w:eastAsia="ru-RU"/>
         </w:rPr>
       </w:pPr>
-      <w:proofErr w:type="spellStart"/>
-      <w:r>
-        <w:rPr>
-          <w:rFonts w:ascii="Times New Roman" w:eastAsia="Times New Roman" w:hAnsi="Times New Roman" w:cs="Times New Roman"/>
-          <w:b/>
-          <w:bCs/>
-          <w:sz w:val="20"/>
-          <w:szCs w:val="20"/>
-          <w:lang w:val="en-US" w:eastAsia="ru-RU"/>
-        </w:rPr>
-        <w:t>direktori</w:t>
-      </w:r>
-      <w:proofErr w:type="spellEnd"/>
-      <w:r>
-        <w:rPr>
-          <w:rFonts w:ascii="Times New Roman" w:eastAsia="Times New Roman" w:hAnsi="Times New Roman" w:cs="Times New Roman"/>
-          <w:b/>
-          <w:bCs/>
-          <w:sz w:val="20"/>
-          <w:szCs w:val="20"/>
-          <w:lang w:val="en-US" w:eastAsia="ru-RU"/>
-        </w:rPr>
-        <w:t xml:space="preserve"> </w:t>
-      </w:r>
-      <w:proofErr w:type="spellStart"/>
-      <w:r>
-        <w:rPr>
-          <w:rFonts w:ascii="Times New Roman" w:eastAsia="Times New Roman" w:hAnsi="Times New Roman" w:cs="Times New Roman"/>
-          <w:b/>
-          <w:bCs/>
-          <w:sz w:val="20"/>
-          <w:szCs w:val="20"/>
-          <w:lang w:val="en-US" w:eastAsia="ru-RU"/>
-        </w:rPr>
-        <w:t>vazifasini</w:t>
-      </w:r>
-      <w:proofErr w:type="spellEnd"/>
-      <w:r>
-        <w:rPr>
-          <w:rFonts w:ascii="Times New Roman" w:eastAsia="Times New Roman" w:hAnsi="Times New Roman" w:cs="Times New Roman"/>
-          <w:b/>
-          <w:bCs/>
-          <w:sz w:val="20"/>
-          <w:szCs w:val="20"/>
-          <w:lang w:val="en-US" w:eastAsia="ru-RU"/>
-        </w:rPr>
-        <w:t xml:space="preserve"> </w:t>
-      </w:r>
-      <w:proofErr w:type="spellStart"/>
-      <w:r>
-        <w:rPr>
-          <w:rFonts w:ascii="Times New Roman" w:eastAsia="Times New Roman" w:hAnsi="Times New Roman" w:cs="Times New Roman"/>
-          <w:b/>
-          <w:bCs/>
-          <w:sz w:val="20"/>
-          <w:szCs w:val="20"/>
-          <w:lang w:val="en-US" w:eastAsia="ru-RU"/>
-        </w:rPr>
-        <w:t>vaqtincha</w:t>
-      </w:r>
-      <w:proofErr w:type="spellEnd"/>
-      <w:r>
-        <w:rPr>
-          <w:rFonts w:ascii="Times New Roman" w:eastAsia="Times New Roman" w:hAnsi="Times New Roman" w:cs="Times New Roman"/>
-          <w:b/>
-          <w:bCs/>
-          <w:sz w:val="20"/>
-          <w:szCs w:val="20"/>
-          <w:lang w:val="en-US" w:eastAsia="ru-RU"/>
-        </w:rPr>
-        <w:t xml:space="preserve"> </w:t>
-      </w:r>
-      <w:proofErr w:type="spellStart"/>
-      <w:r>
-        <w:rPr>
-          <w:rFonts w:ascii="Times New Roman" w:eastAsia="Times New Roman" w:hAnsi="Times New Roman" w:cs="Times New Roman"/>
-          <w:b/>
-          <w:bCs/>
-          <w:sz w:val="20"/>
-          <w:szCs w:val="20"/>
-          <w:lang w:val="en-US" w:eastAsia="ru-RU"/>
-        </w:rPr>
-        <w:t>bajaruvchi</w:t>
-      </w:r>
-      <w:proofErr w:type="spellEnd"/>
+      <w:r>
+        <w:rPr>
+          <w:rFonts w:ascii="Times New Roman" w:eastAsia="Times New Roman" w:hAnsi="Times New Roman" w:cs="Times New Roman"/>
+          <w:b/>
+          <w:bCs/>
+          <w:sz w:val="20"/>
+          <w:szCs w:val="20"/>
+          <w:lang w:val="en-US" w:eastAsia="ru-RU"/>
+        </w:rPr>
+        <w:t>direktori vazifasini vaqtincha bajaruvchi</w:t>
+      </w:r>
     </w:p>
     <w:p>
       <w:pPr>
@@ -434,21 +129,8 @@
           <w:szCs w:val="20"/>
           <w:lang w:val="en-US" w:eastAsia="ru-RU"/>
         </w:rPr>
-        <w:t xml:space="preserve">O. </w:t>
-      </w:r>
-      <w:proofErr w:type="spellStart"/>
-      <w:r>
-        <w:rPr>
-          <w:rFonts w:ascii="Times New Roman" w:eastAsia="Times New Roman" w:hAnsi="Times New Roman" w:cs="Times New Roman"/>
-          <w:b/>
-          <w:bCs/>
-          <w:sz w:val="20"/>
-          <w:szCs w:val="20"/>
-          <w:lang w:val="en-US" w:eastAsia="ru-RU"/>
-        </w:rPr>
-        <w:t>Eshchanov</w:t>
-      </w:r>
-      <w:proofErr w:type="spellEnd"/>
+        <w:t>F.Xujamqulov</w:t>
+      </w:r>
     </w:p>
     <w:p>
       <w:pPr>
@@ -501,6 +183,17 @@
         </w:rPr>
         <w:t>SANA</w:t>
       </w:r>
+      <w:r>
+        <w:rPr>
+          <w:rFonts w:ascii="Times New Roman" w:eastAsia="Times New Roman" w:hAnsi="Times New Roman" w:cs="Times New Roman"/>
+          <w:b/>
+          <w:bCs/>
+          <w:sz w:val="20"/>
+          <w:szCs w:val="20"/>
+          <w:lang w:val="en-US" w:eastAsia="ru-RU"/>
+        </w:rPr>
+        <w:t xml:space="preserve"> y</w:t>
+      </w:r>
     </w:p>
     <w:p>
       <w:pPr>
@@ -539,211 +232,17 @@
           <w:lang w:val="en-US"/>
         </w:rPr>
       </w:pPr>
-      <w:proofErr w:type="spellStart"/>
-      <w:r>
-        <w:rPr>
-          <w:rFonts w:ascii="Times New Roman" w:eastAsia="Times New Roman" w:hAnsi="Times New Roman" w:cs="Times New Roman"/>
-          <w:b/>
-          <w:bCs/>
-          <w:sz w:val="20"/>
-          <w:szCs w:val="20"/>
-          <w:lang w:val="en-US" w:eastAsia="ru-RU"/>
-        </w:rPr>
-        <w:t>Kompyuter</w:t>
-      </w:r>
-      <w:proofErr w:type="spellEnd"/>
-      <w:r>
-        <w:rPr>
-          <w:rFonts w:ascii="Times New Roman" w:eastAsia="Times New Roman" w:hAnsi="Times New Roman" w:cs="Times New Roman"/>
-          <w:b/>
-          <w:bCs/>
-          <w:sz w:val="20"/>
-          <w:szCs w:val="20"/>
-          <w:lang w:val="en-US" w:eastAsia="ru-RU"/>
-        </w:rPr>
-        <w:t xml:space="preserve"> </w:t>
-      </w:r>
-      <w:proofErr w:type="spellStart"/>
-      <w:r>
-        <w:rPr>
-          <w:rFonts w:ascii="Times New Roman" w:eastAsia="Times New Roman" w:hAnsi="Times New Roman" w:cs="Times New Roman"/>
-          <w:b/>
-          <w:bCs/>
-          <w:sz w:val="20"/>
-          <w:szCs w:val="20"/>
-          <w:lang w:val="en-US" w:eastAsia="ru-RU"/>
-        </w:rPr>
-        <w:t>va</w:t>
-      </w:r>
-      <w:proofErr w:type="spellEnd"/>
-      <w:r>
-        <w:rPr>
-          <w:rFonts w:ascii="Times New Roman" w:eastAsia="Times New Roman" w:hAnsi="Times New Roman" w:cs="Times New Roman"/>
-          <w:b/>
-          <w:bCs/>
-          <w:sz w:val="20"/>
-          <w:szCs w:val="20"/>
-          <w:lang w:val="en-US" w:eastAsia="ru-RU"/>
-        </w:rPr>
-        <w:t xml:space="preserve"> </w:t>
-      </w:r>
-      <w:proofErr w:type="spellStart"/>
-      <w:r>
-        <w:rPr>
-          <w:rFonts w:ascii="Times New Roman" w:eastAsia="Times New Roman" w:hAnsi="Times New Roman" w:cs="Times New Roman"/>
-          <w:b/>
-          <w:bCs/>
-          <w:sz w:val="20"/>
-          <w:szCs w:val="20"/>
-          <w:lang w:val="en-US" w:eastAsia="ru-RU"/>
-        </w:rPr>
-        <w:t>ofis</w:t>
-      </w:r>
-      <w:proofErr w:type="spellEnd"/>
-      <w:r>
-        <w:rPr>
-          <w:rFonts w:ascii="Times New Roman" w:eastAsia="Times New Roman" w:hAnsi="Times New Roman" w:cs="Times New Roman"/>
-          <w:b/>
-          <w:bCs/>
-          <w:sz w:val="20"/>
-          <w:szCs w:val="20"/>
-          <w:lang w:val="en-US" w:eastAsia="ru-RU"/>
-        </w:rPr>
-        <w:t xml:space="preserve"> </w:t>
-      </w:r>
-      <w:proofErr w:type="spellStart"/>
-      <w:r>
-        <w:rPr>
-          <w:rFonts w:ascii="Times New Roman" w:eastAsia="Times New Roman" w:hAnsi="Times New Roman" w:cs="Times New Roman"/>
-          <w:b/>
-          <w:bCs/>
-          <w:sz w:val="20"/>
-          <w:szCs w:val="20"/>
-          <w:lang w:val="en-US" w:eastAsia="ru-RU"/>
-        </w:rPr>
-        <w:t>uskunalariga</w:t>
-      </w:r>
-      <w:proofErr w:type="spellEnd"/>
-      <w:r>
-        <w:rPr>
-          <w:rFonts w:ascii="Times New Roman" w:eastAsia="Times New Roman" w:hAnsi="Times New Roman" w:cs="Times New Roman"/>
-          <w:b/>
-          <w:bCs/>
-          <w:sz w:val="20"/>
-          <w:szCs w:val="20"/>
-          <w:lang w:val="en-US" w:eastAsia="ru-RU"/>
-        </w:rPr>
-        <w:t xml:space="preserve"> </w:t>
-      </w:r>
-      <w:proofErr w:type="spellStart"/>
-      <w:r>
-        <w:rPr>
-          <w:rFonts w:ascii="Times New Roman" w:eastAsia="Times New Roman" w:hAnsi="Times New Roman" w:cs="Times New Roman"/>
-          <w:b/>
-          <w:bCs/>
-          <w:sz w:val="20"/>
-          <w:szCs w:val="20"/>
-          <w:lang w:val="en-US" w:eastAsia="ru-RU"/>
-        </w:rPr>
-        <w:t>servis</w:t>
-      </w:r>
-      <w:proofErr w:type="spellEnd"/>
-      <w:r>
-        <w:rPr>
-          <w:rFonts w:ascii="Times New Roman" w:eastAsia="Times New Roman" w:hAnsi="Times New Roman" w:cs="Times New Roman"/>
-          <w:b/>
-          <w:bCs/>
-          <w:sz w:val="20"/>
-          <w:szCs w:val="20"/>
-          <w:lang w:val="en-US" w:eastAsia="ru-RU"/>
-        </w:rPr>
-        <w:t xml:space="preserve"> </w:t>
-      </w:r>
-      <w:proofErr w:type="spellStart"/>
-      <w:r>
-        <w:rPr>
-          <w:rFonts w:ascii="Times New Roman" w:eastAsia="Times New Roman" w:hAnsi="Times New Roman" w:cs="Times New Roman"/>
-          <w:b/>
-          <w:bCs/>
-          <w:sz w:val="20"/>
-          <w:szCs w:val="20"/>
-          <w:lang w:val="en-US" w:eastAsia="ru-RU"/>
-        </w:rPr>
-        <w:t>xizmat</w:t>
-      </w:r>
-      <w:proofErr w:type="spellEnd"/>
-      <w:r>
-        <w:rPr>
-          <w:rFonts w:ascii="Times New Roman" w:eastAsia="Times New Roman" w:hAnsi="Times New Roman" w:cs="Times New Roman"/>
-          <w:b/>
-          <w:bCs/>
-          <w:sz w:val="20"/>
-          <w:szCs w:val="20"/>
-          <w:lang w:val="en-US" w:eastAsia="ru-RU"/>
-        </w:rPr>
-        <w:t xml:space="preserve"> </w:t>
-      </w:r>
-      <w:proofErr w:type="spellStart"/>
-      <w:r>
-        <w:rPr>
-          <w:rFonts w:ascii="Times New Roman" w:eastAsia="Times New Roman" w:hAnsi="Times New Roman" w:cs="Times New Roman"/>
-          <w:b/>
-          <w:bCs/>
-          <w:sz w:val="20"/>
-          <w:szCs w:val="20"/>
-          <w:lang w:val="en-US" w:eastAsia="ru-RU"/>
-        </w:rPr>
-        <w:t>ko'rsatish</w:t>
-      </w:r>
-      <w:proofErr w:type="spellEnd"/>
-      <w:r>
-        <w:rPr>
-          <w:rFonts w:ascii="Times New Roman" w:eastAsia="Times New Roman" w:hAnsi="Times New Roman" w:cs="Times New Roman"/>
-          <w:b/>
-          <w:bCs/>
-          <w:sz w:val="20"/>
-          <w:szCs w:val="20"/>
-          <w:lang w:val="en-US" w:eastAsia="ru-RU"/>
-        </w:rPr>
-        <w:t xml:space="preserve"> </w:t>
-      </w:r>
-      <w:proofErr w:type="spellStart"/>
-      <w:r>
-        <w:rPr>
-          <w:rFonts w:ascii="Times New Roman" w:eastAsia="Times New Roman" w:hAnsi="Times New Roman" w:cs="Times New Roman"/>
-          <w:b/>
-          <w:bCs/>
-          <w:sz w:val="20"/>
-          <w:szCs w:val="20"/>
-          <w:lang w:val="en-US" w:eastAsia="ru-RU"/>
-        </w:rPr>
-        <w:t>jarayonida</w:t>
-      </w:r>
-      <w:proofErr w:type="spellEnd"/>
-      <w:r>
-        <w:rPr>
-          <w:rFonts w:ascii="Times New Roman" w:eastAsia="Times New Roman" w:hAnsi="Times New Roman" w:cs="Times New Roman"/>
-          <w:b/>
-          <w:bCs/>
-          <w:sz w:val="20"/>
-          <w:szCs w:val="20"/>
-          <w:lang w:val="en-US" w:eastAsia="ru-RU"/>
-        </w:rPr>
-        <w:t xml:space="preserve"> </w:t>
-      </w:r>
-      <w:proofErr w:type="spellStart"/>
-      <w:r>
-        <w:rPr>
-          <w:rFonts w:ascii="Times New Roman" w:eastAsia="Times New Roman" w:hAnsi="Times New Roman" w:cs="Times New Roman"/>
-          <w:b/>
-          <w:bCs/>
-          <w:sz w:val="20"/>
-          <w:szCs w:val="20"/>
-          <w:lang w:val="en-US" w:eastAsia="ru-RU"/>
-        </w:rPr>
-        <w:t>foydalanilgan</w:t>
-      </w:r>
-      <w:proofErr w:type="spellEnd"/>
+      <w:r>
+        <w:rPr>
+          <w:rFonts w:ascii="Times New Roman" w:eastAsia="Times New Roman" w:hAnsi="Times New Roman" w:cs="Times New Roman"/>
+          <w:b/>
+          <w:bCs/>
+          <w:sz w:val="20"/>
+          <w:szCs w:val="20"/>
+          <w:lang w:val="en-US" w:eastAsia="ru-RU"/>
+        </w:rPr>
+        <w:t>Kompyuter va ofis uskunalariga servis xizmat ko'rsatish jarayonida foydalanilgan</w:t>
+      </w:r>
     </w:p>
     <w:p>
       <w:pPr>
@@ -758,163 +257,17 @@
           <w:lang w:val="en-US" w:eastAsia="ru-RU"/>
         </w:rPr>
       </w:pPr>
-      <w:proofErr w:type="spellStart"/>
-      <w:r>
-        <w:rPr>
-          <w:rFonts w:ascii="Times New Roman" w:eastAsia="Times New Roman" w:hAnsi="Times New Roman" w:cs="Times New Roman"/>
-          <w:b/>
-          <w:bCs/>
-          <w:sz w:val="20"/>
-          <w:szCs w:val="20"/>
-          <w:lang w:val="en-US" w:eastAsia="ru-RU"/>
-        </w:rPr>
-        <w:t>sarf</w:t>
-      </w:r>
-      <w:proofErr w:type="spellEnd"/>
-      <w:r>
-        <w:rPr>
-          <w:rFonts w:ascii="Times New Roman" w:eastAsia="Times New Roman" w:hAnsi="Times New Roman" w:cs="Times New Roman"/>
-          <w:b/>
-          <w:bCs/>
-          <w:sz w:val="20"/>
-          <w:szCs w:val="20"/>
-          <w:lang w:val="en-US" w:eastAsia="ru-RU"/>
-        </w:rPr>
-        <w:t xml:space="preserve"> </w:t>
-      </w:r>
-      <w:proofErr w:type="spellStart"/>
-      <w:r>
-        <w:rPr>
-          <w:rFonts w:ascii="Times New Roman" w:eastAsia="Times New Roman" w:hAnsi="Times New Roman" w:cs="Times New Roman"/>
-          <w:b/>
-          <w:bCs/>
-          <w:sz w:val="20"/>
-          <w:szCs w:val="20"/>
-          <w:lang w:val="en-US" w:eastAsia="ru-RU"/>
-        </w:rPr>
-        <w:t>materiallar</w:t>
-      </w:r>
-      <w:proofErr w:type="spellEnd"/>
-      <w:r>
-        <w:rPr>
-          <w:rFonts w:ascii="Times New Roman" w:eastAsia="Times New Roman" w:hAnsi="Times New Roman" w:cs="Times New Roman"/>
-          <w:b/>
-          <w:bCs/>
-          <w:sz w:val="20"/>
-          <w:szCs w:val="20"/>
-          <w:lang w:val="en-US" w:eastAsia="ru-RU"/>
-        </w:rPr>
-        <w:t xml:space="preserve">, </w:t>
-      </w:r>
-      <w:proofErr w:type="spellStart"/>
-      <w:r>
-        <w:rPr>
-          <w:rFonts w:ascii="Times New Roman" w:eastAsia="Times New Roman" w:hAnsi="Times New Roman" w:cs="Times New Roman"/>
-          <w:b/>
-          <w:bCs/>
-          <w:sz w:val="20"/>
-          <w:szCs w:val="20"/>
-          <w:lang w:val="en-US" w:eastAsia="ru-RU"/>
-        </w:rPr>
-        <w:t>ehtiyot</w:t>
-      </w:r>
-      <w:proofErr w:type="spellEnd"/>
-      <w:r>
-        <w:rPr>
-          <w:rFonts w:ascii="Times New Roman" w:eastAsia="Times New Roman" w:hAnsi="Times New Roman" w:cs="Times New Roman"/>
-          <w:b/>
-          <w:bCs/>
-          <w:sz w:val="20"/>
-          <w:szCs w:val="20"/>
-          <w:lang w:val="en-US" w:eastAsia="ru-RU"/>
-        </w:rPr>
-        <w:t xml:space="preserve"> </w:t>
-      </w:r>
-      <w:proofErr w:type="spellStart"/>
-      <w:r>
-        <w:rPr>
-          <w:rFonts w:ascii="Times New Roman" w:eastAsia="Times New Roman" w:hAnsi="Times New Roman" w:cs="Times New Roman"/>
-          <w:b/>
-          <w:bCs/>
-          <w:sz w:val="20"/>
-          <w:szCs w:val="20"/>
-          <w:lang w:val="en-US" w:eastAsia="ru-RU"/>
-        </w:rPr>
-        <w:t>qismlar</w:t>
-      </w:r>
-      <w:proofErr w:type="spellEnd"/>
-      <w:r>
-        <w:rPr>
-          <w:rFonts w:ascii="Times New Roman" w:eastAsia="Times New Roman" w:hAnsi="Times New Roman" w:cs="Times New Roman"/>
-          <w:b/>
-          <w:bCs/>
-          <w:sz w:val="20"/>
-          <w:szCs w:val="20"/>
-          <w:lang w:val="en-US" w:eastAsia="ru-RU"/>
-        </w:rPr>
-        <w:t xml:space="preserve"> </w:t>
-      </w:r>
-      <w:proofErr w:type="spellStart"/>
-      <w:r>
-        <w:rPr>
-          <w:rFonts w:ascii="Times New Roman" w:eastAsia="Times New Roman" w:hAnsi="Times New Roman" w:cs="Times New Roman"/>
-          <w:b/>
-          <w:bCs/>
-          <w:sz w:val="20"/>
-          <w:szCs w:val="20"/>
-          <w:lang w:val="en-US" w:eastAsia="ru-RU"/>
-        </w:rPr>
-        <w:t>va</w:t>
-      </w:r>
-      <w:proofErr w:type="spellEnd"/>
-      <w:r>
-        <w:rPr>
-          <w:rFonts w:ascii="Times New Roman" w:eastAsia="Times New Roman" w:hAnsi="Times New Roman" w:cs="Times New Roman"/>
-          <w:b/>
-          <w:bCs/>
-          <w:sz w:val="20"/>
-          <w:szCs w:val="20"/>
-          <w:lang w:val="en-US" w:eastAsia="ru-RU"/>
-        </w:rPr>
-        <w:t xml:space="preserve"> </w:t>
-      </w:r>
-      <w:proofErr w:type="spellStart"/>
-      <w:r>
-        <w:rPr>
-          <w:rFonts w:ascii="Times New Roman" w:eastAsia="Times New Roman" w:hAnsi="Times New Roman" w:cs="Times New Roman"/>
-          <w:b/>
-          <w:bCs/>
-          <w:sz w:val="20"/>
-          <w:szCs w:val="20"/>
-          <w:lang w:val="en-US" w:eastAsia="ru-RU"/>
-        </w:rPr>
-        <w:t>uskunalar</w:t>
-      </w:r>
-      <w:proofErr w:type="spellEnd"/>
-      <w:r>
-        <w:rPr>
-          <w:rFonts w:ascii="Times New Roman" w:eastAsia="Times New Roman" w:hAnsi="Times New Roman" w:cs="Times New Roman"/>
-          <w:b/>
-          <w:bCs/>
-          <w:sz w:val="20"/>
-          <w:szCs w:val="20"/>
-          <w:lang w:val="en-US" w:eastAsia="ru-RU"/>
-        </w:rPr>
-        <w:t xml:space="preserve"> </w:t>
-      </w:r>
-      <w:proofErr w:type="spellStart"/>
-      <w:r>
-        <w:rPr>
-          <w:rFonts w:ascii="Times New Roman" w:eastAsia="Times New Roman" w:hAnsi="Times New Roman" w:cs="Times New Roman"/>
-          <w:b/>
-          <w:bCs/>
-          <w:sz w:val="20"/>
-          <w:szCs w:val="20"/>
-          <w:lang w:val="en-US" w:eastAsia="ru-RU"/>
-        </w:rPr>
-        <w:t>bo'yicha</w:t>
-      </w:r>
-      <w:proofErr w:type="spellEnd"/>
+      <w:r>
+        <w:rPr>
+          <w:rFonts w:ascii="Times New Roman" w:eastAsia="Times New Roman" w:hAnsi="Times New Roman" w:cs="Times New Roman"/>
+          <w:b/>
+          <w:bCs/>
+          <w:sz w:val="20"/>
+          <w:szCs w:val="20"/>
+          <w:lang w:val="en-US" w:eastAsia="ru-RU"/>
+        </w:rPr>
+        <w:t>sarf materiallar, ehtiyot qismlar va uskunalar bo'yicha</w:t>
+      </w:r>
     </w:p>
     <w:p>
       <w:pPr>
@@ -1000,86 +353,8 @@
           <w:szCs w:val="20"/>
           <w:lang w:val="en-US"/>
         </w:rPr>
-        <w:t xml:space="preserve">2025 </w:t>
-      </w:r>
-      <w:proofErr w:type="spellStart"/>
-      <w:r>
-        <w:rPr>
-          <w:rFonts w:ascii="Times New Roman" w:hAnsi="Times New Roman" w:cs="Times New Roman"/>
-          <w:b/>
-          <w:sz w:val="20"/>
-          <w:szCs w:val="20"/>
-          <w:lang w:val="en-US"/>
-        </w:rPr>
-        <w:t>yil</w:t>
-      </w:r>
-      <w:proofErr w:type="spellEnd"/>
-      <w:r>
-        <w:rPr>
-          <w:rFonts w:ascii="Times New Roman" w:hAnsi="Times New Roman" w:cs="Times New Roman"/>
-          <w:b/>
-          <w:sz w:val="20"/>
-          <w:szCs w:val="20"/>
-          <w:lang w:val="en-US"/>
-        </w:rPr>
-        <w:t xml:space="preserve"> </w:t>
-      </w:r>
-      <w:proofErr w:type="spellStart"/>
-      <w:r>
-        <w:rPr>
-          <w:rFonts w:ascii="Times New Roman" w:hAnsi="Times New Roman" w:cs="Times New Roman"/>
-          <w:b/>
-          <w:sz w:val="20"/>
-          <w:szCs w:val="20"/>
-          <w:lang w:val="en-US"/>
-        </w:rPr>
-        <w:t>dekabir</w:t>
-      </w:r>
-      <w:proofErr w:type="spellEnd"/>
-      <w:r>
-        <w:rPr>
-          <w:rFonts w:ascii="Times New Roman" w:hAnsi="Times New Roman" w:cs="Times New Roman"/>
-          <w:b/>
-          <w:sz w:val="20"/>
-          <w:szCs w:val="20"/>
-          <w:lang w:val="en-US"/>
-        </w:rPr>
-        <w:t xml:space="preserve"> </w:t>
-      </w:r>
-      <w:proofErr w:type="spellStart"/>
-      <w:r>
-        <w:rPr>
-          <w:rFonts w:ascii="Times New Roman" w:hAnsi="Times New Roman" w:cs="Times New Roman"/>
-          <w:b/>
-          <w:sz w:val="20"/>
-          <w:szCs w:val="20"/>
-          <w:lang w:val="en-US"/>
-        </w:rPr>
-        <w:t>oyi</w:t>
-      </w:r>
-      <w:proofErr w:type="spellEnd"/>
-      <w:r>
-        <w:rPr>
-          <w:rFonts w:ascii="Times New Roman" w:hAnsi="Times New Roman" w:cs="Times New Roman"/>
-          <w:b/>
-          <w:sz w:val="20"/>
-          <w:szCs w:val="20"/>
-          <w:lang w:val="en-US"/>
-        </w:rPr>
-        <w:t xml:space="preserve"> </w:t>
-      </w:r>
-      <w:proofErr w:type="spellStart"/>
-      <w:r>
-        <w:rPr>
-          <w:rFonts w:ascii="Times New Roman" w:hAnsi="Times New Roman" w:cs="Times New Roman"/>
-          <w:b/>
-          <w:sz w:val="20"/>
-          <w:szCs w:val="20"/>
-          <w:lang w:val="en-US"/>
-        </w:rPr>
-        <w:t>uchun</w:t>
-      </w:r>
-      <w:proofErr w:type="spellEnd"/>
+        <w:t>OY</w:t>
+      </w:r>
     </w:p>
     <w:p>
       <w:pPr>
@@ -1174,54 +449,30 @@
           <w:szCs w:val="20"/>
           <w:lang w:val="en-US" w:eastAsia="ru-RU"/>
         </w:rPr>
+        <w:t xml:space="preserve"> yildagi </w:t>
+      </w:r>
+      <w:r>
+        <w:rPr>
+          <w:rFonts w:ascii="Times New Roman" w:eastAsia="Times New Roman" w:hAnsi="Times New Roman" w:cs="Times New Roman"/>
+          <w:b/>
+          <w:bCs/>
+          <w:sz w:val="20"/>
+          <w:szCs w:val="20"/>
+          <w:lang w:val="en-US" w:eastAsia="ru-RU"/>
+        </w:rPr>
+        <w:t>1</w:t>
+      </w:r>
+      <w:r>
+        <w:rPr>
+          <w:rFonts w:ascii="Times New Roman" w:eastAsia="Times New Roman" w:hAnsi="Times New Roman" w:cs="Times New Roman"/>
+          <w:b/>
+          <w:bCs/>
+          <w:sz w:val="20"/>
+          <w:szCs w:val="20"/>
+          <w:lang w:val="en-US" w:eastAsia="ru-RU"/>
+        </w:rPr>
         <w:t xml:space="preserve"> </w:t>
       </w:r>
-      <w:proofErr w:type="spellStart"/>
-      <w:r>
-        <w:rPr>
-          <w:rFonts w:ascii="Times New Roman" w:eastAsia="Times New Roman" w:hAnsi="Times New Roman" w:cs="Times New Roman"/>
-          <w:b/>
-          <w:bCs/>
-          <w:sz w:val="20"/>
-          <w:szCs w:val="20"/>
-          <w:lang w:val="en-US" w:eastAsia="ru-RU"/>
-        </w:rPr>
-        <w:t>yildagi</w:t>
-      </w:r>
-      <w:proofErr w:type="spellEnd"/>
-      <w:r>
-        <w:rPr>
-          <w:rFonts w:ascii="Times New Roman" w:eastAsia="Times New Roman" w:hAnsi="Times New Roman" w:cs="Times New Roman"/>
-          <w:b/>
-          <w:bCs/>
-          <w:sz w:val="20"/>
-          <w:szCs w:val="20"/>
-          <w:lang w:val="en-US" w:eastAsia="ru-RU"/>
-        </w:rPr>
-        <w:t xml:space="preserve"> </w:t>
-      </w:r>
-      <w:r>
-        <w:rPr>
-          <w:rFonts w:ascii="Times New Roman" w:eastAsia="Times New Roman" w:hAnsi="Times New Roman" w:cs="Times New Roman"/>
-          <w:b/>
-          <w:bCs/>
-          <w:sz w:val="20"/>
-          <w:szCs w:val="20"/>
-          <w:lang w:val="en-US" w:eastAsia="ru-RU"/>
-        </w:rPr>
-        <w:t>1</w:t>
-      </w:r>
-      <w:r>
-        <w:rPr>
-          <w:rFonts w:ascii="Times New Roman" w:eastAsia="Times New Roman" w:hAnsi="Times New Roman" w:cs="Times New Roman"/>
-          <w:b/>
-          <w:bCs/>
-          <w:sz w:val="20"/>
-          <w:szCs w:val="20"/>
-          <w:lang w:val="en-US" w:eastAsia="ru-RU"/>
-        </w:rPr>
-        <w:t xml:space="preserve"> </w:t>
-      </w:r>
       <w:r>
         <w:rPr>
           <w:rFonts w:ascii="Times New Roman" w:eastAsia="Times New Roman" w:hAnsi="Times New Roman" w:cs="Times New Roman"/>
@@ -1242,69 +493,8 @@
           <w:szCs w:val="20"/>
           <w:lang w:val="en-US" w:eastAsia="ru-RU"/>
         </w:rPr>
-        <w:t xml:space="preserve"> </w:t>
-      </w:r>
-      <w:proofErr w:type="spellStart"/>
-      <w:r>
-        <w:rPr>
-          <w:rFonts w:ascii="Times New Roman" w:eastAsia="Times New Roman" w:hAnsi="Times New Roman" w:cs="Times New Roman"/>
-          <w:b/>
-          <w:bCs/>
-          <w:sz w:val="20"/>
-          <w:szCs w:val="20"/>
-          <w:lang w:val="en-US" w:eastAsia="ru-RU"/>
-        </w:rPr>
-        <w:t>sonli</w:t>
-      </w:r>
-      <w:proofErr w:type="spellEnd"/>
-      <w:r>
-        <w:rPr>
-          <w:rFonts w:ascii="Times New Roman" w:eastAsia="Times New Roman" w:hAnsi="Times New Roman" w:cs="Times New Roman"/>
-          <w:b/>
-          <w:bCs/>
-          <w:sz w:val="20"/>
-          <w:szCs w:val="20"/>
-          <w:lang w:val="en-US" w:eastAsia="ru-RU"/>
-        </w:rPr>
-        <w:t xml:space="preserve"> </w:t>
-      </w:r>
-      <w:proofErr w:type="spellStart"/>
-      <w:r>
-        <w:rPr>
-          <w:rFonts w:ascii="Times New Roman" w:eastAsia="Times New Roman" w:hAnsi="Times New Roman" w:cs="Times New Roman"/>
-          <w:b/>
-          <w:bCs/>
-          <w:sz w:val="20"/>
-          <w:szCs w:val="20"/>
-          <w:lang w:val="en-US" w:eastAsia="ru-RU"/>
-        </w:rPr>
-        <w:t>shartnomaga</w:t>
-      </w:r>
-      <w:proofErr w:type="spellEnd"/>
-      <w:r>
-        <w:rPr>
-          <w:rFonts w:ascii="Times New Roman" w:eastAsia="Times New Roman" w:hAnsi="Times New Roman" w:cs="Times New Roman"/>
-          <w:b/>
-          <w:bCs/>
-          <w:sz w:val="20"/>
-          <w:szCs w:val="20"/>
-          <w:lang w:val="en-US" w:eastAsia="ru-RU"/>
-        </w:rPr>
-        <w:t xml:space="preserve"> </w:t>
-      </w:r>
-      <w:proofErr w:type="spellStart"/>
-      <w:r>
-        <w:rPr>
-          <w:rFonts w:ascii="Times New Roman" w:eastAsia="Times New Roman" w:hAnsi="Times New Roman" w:cs="Times New Roman"/>
-          <w:b/>
-          <w:bCs/>
-          <w:sz w:val="20"/>
-          <w:szCs w:val="20"/>
-          <w:lang w:val="en-US" w:eastAsia="ru-RU"/>
-        </w:rPr>
-        <w:t>muvofiq</w:t>
-      </w:r>
-      <w:proofErr w:type="spellEnd"/>
+        <w:t xml:space="preserve"> sonli shartnomaga muvofiq</w:t>
+      </w:r>
     </w:p>
     <w:p>
       <w:pPr>
@@ -1452,91 +642,17 @@
           <w:lang w:val="en-US" w:eastAsia="ru-RU"/>
         </w:rPr>
       </w:pPr>
-      <w:proofErr w:type="spellStart"/>
-      <w:r>
-        <w:rPr>
-          <w:rFonts w:ascii="Times New Roman" w:eastAsia="Times New Roman" w:hAnsi="Times New Roman" w:cs="Times New Roman"/>
-          <w:b/>
-          <w:bCs/>
-          <w:sz w:val="20"/>
-          <w:szCs w:val="20"/>
-          <w:lang w:val="en-US" w:eastAsia="ru-RU"/>
-        </w:rPr>
-        <w:t>Tekshirdi</w:t>
-      </w:r>
-      <w:proofErr w:type="spellEnd"/>
-      <w:r>
-        <w:rPr>
-          <w:rFonts w:ascii="Times New Roman" w:eastAsia="Times New Roman" w:hAnsi="Times New Roman" w:cs="Times New Roman"/>
-          <w:b/>
-          <w:bCs/>
-          <w:sz w:val="20"/>
-          <w:szCs w:val="20"/>
-          <w:lang w:val="en-US" w:eastAsia="ru-RU"/>
-        </w:rPr>
-        <w:t xml:space="preserve"> </w:t>
-      </w:r>
-      <w:proofErr w:type="spellStart"/>
-      <w:r>
-        <w:rPr>
-          <w:rFonts w:ascii="Times New Roman" w:eastAsia="Times New Roman" w:hAnsi="Times New Roman" w:cs="Times New Roman"/>
-          <w:b/>
-          <w:bCs/>
-          <w:sz w:val="20"/>
-          <w:szCs w:val="20"/>
-          <w:lang w:val="en-US" w:eastAsia="ru-RU"/>
-        </w:rPr>
-        <w:t>va</w:t>
-      </w:r>
-      <w:proofErr w:type="spellEnd"/>
-      <w:r>
-        <w:rPr>
-          <w:rFonts w:ascii="Times New Roman" w:eastAsia="Times New Roman" w:hAnsi="Times New Roman" w:cs="Times New Roman"/>
-          <w:b/>
-          <w:bCs/>
-          <w:sz w:val="20"/>
-          <w:szCs w:val="20"/>
-          <w:lang w:val="en-US" w:eastAsia="ru-RU"/>
-        </w:rPr>
-        <w:t xml:space="preserve"> </w:t>
-      </w:r>
-      <w:proofErr w:type="spellStart"/>
-      <w:r>
-        <w:rPr>
-          <w:rFonts w:ascii="Times New Roman" w:eastAsia="Times New Roman" w:hAnsi="Times New Roman" w:cs="Times New Roman"/>
-          <w:b/>
-          <w:bCs/>
-          <w:sz w:val="20"/>
-          <w:szCs w:val="20"/>
-          <w:lang w:val="en-US" w:eastAsia="ru-RU"/>
-        </w:rPr>
-        <w:t>qabul</w:t>
-      </w:r>
-      <w:proofErr w:type="spellEnd"/>
-      <w:r>
-        <w:rPr>
-          <w:rFonts w:ascii="Times New Roman" w:eastAsia="Times New Roman" w:hAnsi="Times New Roman" w:cs="Times New Roman"/>
-          <w:b/>
-          <w:bCs/>
-          <w:sz w:val="20"/>
-          <w:szCs w:val="20"/>
-          <w:lang w:val="en-US" w:eastAsia="ru-RU"/>
-        </w:rPr>
-        <w:t xml:space="preserve"> </w:t>
-      </w:r>
-      <w:proofErr w:type="spellStart"/>
-      <w:r>
-        <w:rPr>
-          <w:rFonts w:ascii="Times New Roman" w:eastAsia="Times New Roman" w:hAnsi="Times New Roman" w:cs="Times New Roman"/>
-          <w:b/>
-          <w:bCs/>
-          <w:sz w:val="20"/>
-          <w:szCs w:val="20"/>
-          <w:lang w:val="en-US" w:eastAsia="ru-RU"/>
-        </w:rPr>
-        <w:t>qildi</w:t>
-      </w:r>
-      <w:proofErr w:type="spellEnd"/>
+      <w:r>
+        <w:rPr>
+          <w:rFonts w:ascii="Times New Roman" w:eastAsia="Times New Roman" w:hAnsi="Times New Roman" w:cs="Times New Roman"/>
+          <w:b/>
+          <w:bCs/>
+          <w:sz w:val="20"/>
+          <w:szCs w:val="20"/>
+          <w:lang w:val="en-US" w:eastAsia="ru-RU"/>
+        </w:rPr>
+        <w:t>Tekshirdi va qabul qildi</w:t>
+      </w:r>
     </w:p>
     <w:p>
       <w:pPr>
@@ -1557,158 +673,121 @@
           <w:szCs w:val="20"/>
           <w:lang w:val="en-US" w:eastAsia="ru-RU"/>
         </w:rPr>
-        <w:t xml:space="preserve">Bosh </w:t>
-      </w:r>
-      <w:proofErr w:type="spellStart"/>
-      <w:r>
-        <w:rPr>
-          <w:rFonts w:ascii="Times New Roman" w:eastAsia="Times New Roman" w:hAnsi="Times New Roman" w:cs="Times New Roman"/>
-          <w:b/>
-          <w:bCs/>
-          <w:sz w:val="20"/>
-          <w:szCs w:val="20"/>
-          <w:lang w:val="en-US" w:eastAsia="ru-RU"/>
-        </w:rPr>
-        <w:t>mutaxassis</w:t>
-      </w:r>
-      <w:proofErr w:type="spellEnd"/>
-      <w:r>
-        <w:rPr>
-          <w:rFonts w:ascii="Times New Roman" w:eastAsia="Times New Roman" w:hAnsi="Times New Roman" w:cs="Times New Roman"/>
-          <w:b/>
-          <w:bCs/>
-          <w:sz w:val="20"/>
-          <w:szCs w:val="20"/>
-          <w:lang w:val="en-US" w:eastAsia="ru-RU"/>
-        </w:rPr>
-        <w:tab/>
-      </w:r>
-      <w:r>
-        <w:rPr>
-          <w:rFonts w:ascii="Times New Roman" w:eastAsia="Times New Roman" w:hAnsi="Times New Roman" w:cs="Times New Roman"/>
-          <w:b/>
-          <w:bCs/>
-          <w:sz w:val="20"/>
-          <w:szCs w:val="20"/>
-          <w:lang w:val="en-US" w:eastAsia="ru-RU"/>
-        </w:rPr>
-        <w:tab/>
-      </w:r>
-      <w:r>
-        <w:rPr>
-          <w:rFonts w:ascii="Times New Roman" w:eastAsia="Times New Roman" w:hAnsi="Times New Roman" w:cs="Times New Roman"/>
-          <w:b/>
-          <w:bCs/>
-          <w:sz w:val="20"/>
-          <w:szCs w:val="20"/>
-          <w:lang w:val="en-US" w:eastAsia="ru-RU"/>
-        </w:rPr>
-        <w:tab/>
-      </w:r>
-      <w:r>
-        <w:rPr>
-          <w:rFonts w:ascii="Times New Roman" w:eastAsia="Times New Roman" w:hAnsi="Times New Roman" w:cs="Times New Roman"/>
-          <w:b/>
-          <w:bCs/>
-          <w:sz w:val="20"/>
-          <w:szCs w:val="20"/>
-          <w:lang w:val="en-US" w:eastAsia="ru-RU"/>
-        </w:rPr>
-        <w:tab/>
-      </w:r>
-      <w:r>
-        <w:rPr>
-          <w:rFonts w:ascii="Times New Roman" w:eastAsia="Times New Roman" w:hAnsi="Times New Roman" w:cs="Times New Roman"/>
-          <w:b/>
-          <w:bCs/>
-          <w:sz w:val="20"/>
-          <w:szCs w:val="20"/>
-          <w:lang w:val="en-US" w:eastAsia="ru-RU"/>
-        </w:rPr>
-        <w:tab/>
-      </w:r>
-      <w:r>
-        <w:rPr>
-          <w:rFonts w:ascii="Times New Roman" w:eastAsia="Times New Roman" w:hAnsi="Times New Roman" w:cs="Times New Roman"/>
-          <w:b/>
-          <w:bCs/>
-          <w:sz w:val="20"/>
-          <w:szCs w:val="20"/>
-          <w:lang w:val="en-US" w:eastAsia="ru-RU"/>
-        </w:rPr>
-        <w:tab/>
-      </w:r>
-      <w:r>
-        <w:rPr>
-          <w:rFonts w:ascii="Times New Roman" w:eastAsia="Times New Roman" w:hAnsi="Times New Roman" w:cs="Times New Roman"/>
-          <w:b/>
-          <w:bCs/>
-          <w:sz w:val="20"/>
-          <w:szCs w:val="20"/>
-          <w:lang w:val="en-US" w:eastAsia="ru-RU"/>
-        </w:rPr>
-        <w:tab/>
-      </w:r>
-      <w:r>
-        <w:rPr>
-          <w:rFonts w:ascii="Times New Roman" w:eastAsia="Times New Roman" w:hAnsi="Times New Roman" w:cs="Times New Roman"/>
-          <w:b/>
-          <w:bCs/>
-          <w:sz w:val="20"/>
-          <w:szCs w:val="20"/>
-          <w:lang w:val="en-US" w:eastAsia="ru-RU"/>
-        </w:rPr>
-        <w:tab/>
-      </w:r>
-      <w:r>
-        <w:rPr>
-          <w:rFonts w:ascii="Times New Roman" w:eastAsia="Times New Roman" w:hAnsi="Times New Roman" w:cs="Times New Roman"/>
-          <w:b/>
-          <w:bCs/>
-          <w:sz w:val="20"/>
-          <w:szCs w:val="20"/>
-          <w:lang w:val="en-US" w:eastAsia="ru-RU"/>
-        </w:rPr>
-        <w:tab/>
-      </w:r>
-      <w:proofErr w:type="spellStart"/>
-      <w:r>
-        <w:rPr>
-          <w:rFonts w:ascii="Times New Roman" w:eastAsia="Times New Roman" w:hAnsi="Times New Roman" w:cs="Times New Roman"/>
-          <w:b/>
-          <w:bCs/>
-          <w:sz w:val="20"/>
-          <w:szCs w:val="20"/>
-          <w:lang w:val="en-US" w:eastAsia="ru-RU"/>
-        </w:rPr>
-        <w:t>Yakushina</w:t>
-      </w:r>
-      <w:proofErr w:type="spellEnd"/>
-      <w:r>
-        <w:rPr>
-          <w:rFonts w:ascii="Times New Roman" w:eastAsia="Times New Roman" w:hAnsi="Times New Roman" w:cs="Times New Roman"/>
-          <w:b/>
-          <w:bCs/>
-          <w:sz w:val="20"/>
-          <w:szCs w:val="20"/>
-          <w:lang w:val="en-US" w:eastAsia="ru-RU"/>
-        </w:rPr>
-        <w:t xml:space="preserve"> E.</w:t>
-      </w:r>
-    </w:p>
-    <w:p>
-      <w:pPr>
-        <w:spacing w:after="0" w:line="240" w:lineRule="auto"/>
-        <w:rPr>
-          <w:rFonts w:ascii="Times New Roman" w:eastAsia="Times New Roman" w:hAnsi="Times New Roman" w:cs="Times New Roman"/>
-          <w:b/>
-          <w:bCs/>
-          <w:sz w:val="20"/>
-          <w:szCs w:val="20"/>
-          <w:lang w:val="en-US" w:eastAsia="ru-RU"/>
-        </w:rPr>
-      </w:pPr>
-      <w:proofErr w:type="spellStart"/>
+        <w:t>Bosh mutaxassis</w:t>
+      </w:r>
+      <w:r>
+        <w:rPr>
+          <w:rFonts w:ascii="Times New Roman" w:eastAsia="Times New Roman" w:hAnsi="Times New Roman" w:cs="Times New Roman"/>
+          <w:b/>
+          <w:bCs/>
+          <w:sz w:val="20"/>
+          <w:szCs w:val="20"/>
+          <w:lang w:val="en-US" w:eastAsia="ru-RU"/>
+        </w:rPr>
+        <w:tab/>
+      </w:r>
+      <w:r>
+        <w:rPr>
+          <w:rFonts w:ascii="Times New Roman" w:eastAsia="Times New Roman" w:hAnsi="Times New Roman" w:cs="Times New Roman"/>
+          <w:b/>
+          <w:bCs/>
+          <w:sz w:val="20"/>
+          <w:szCs w:val="20"/>
+          <w:lang w:val="en-US" w:eastAsia="ru-RU"/>
+        </w:rPr>
+        <w:tab/>
+      </w:r>
+      <w:r>
+        <w:rPr>
+          <w:rFonts w:ascii="Times New Roman" w:eastAsia="Times New Roman" w:hAnsi="Times New Roman" w:cs="Times New Roman"/>
+          <w:b/>
+          <w:bCs/>
+          <w:sz w:val="20"/>
+          <w:szCs w:val="20"/>
+          <w:lang w:val="en-US" w:eastAsia="ru-RU"/>
+        </w:rPr>
+        <w:tab/>
+      </w:r>
+      <w:r>
+        <w:rPr>
+          <w:rFonts w:ascii="Times New Roman" w:eastAsia="Times New Roman" w:hAnsi="Times New Roman" w:cs="Times New Roman"/>
+          <w:b/>
+          <w:bCs/>
+          <w:sz w:val="20"/>
+          <w:szCs w:val="20"/>
+          <w:lang w:val="en-US" w:eastAsia="ru-RU"/>
+        </w:rPr>
+        <w:tab/>
+      </w:r>
+      <w:r>
+        <w:rPr>
+          <w:rFonts w:ascii="Times New Roman" w:eastAsia="Times New Roman" w:hAnsi="Times New Roman" w:cs="Times New Roman"/>
+          <w:b/>
+          <w:bCs/>
+          <w:sz w:val="20"/>
+          <w:szCs w:val="20"/>
+          <w:lang w:val="en-US" w:eastAsia="ru-RU"/>
+        </w:rPr>
+        <w:tab/>
+      </w:r>
+      <w:r>
+        <w:rPr>
+          <w:rFonts w:ascii="Times New Roman" w:eastAsia="Times New Roman" w:hAnsi="Times New Roman" w:cs="Times New Roman"/>
+          <w:b/>
+          <w:bCs/>
+          <w:sz w:val="20"/>
+          <w:szCs w:val="20"/>
+          <w:lang w:val="en-US" w:eastAsia="ru-RU"/>
+        </w:rPr>
+        <w:tab/>
+      </w:r>
+      <w:r>
+        <w:rPr>
+          <w:rFonts w:ascii="Times New Roman" w:eastAsia="Times New Roman" w:hAnsi="Times New Roman" w:cs="Times New Roman"/>
+          <w:b/>
+          <w:bCs/>
+          <w:sz w:val="20"/>
+          <w:szCs w:val="20"/>
+          <w:lang w:val="en-US" w:eastAsia="ru-RU"/>
+        </w:rPr>
+        <w:tab/>
+      </w:r>
+      <w:r>
+        <w:rPr>
+          <w:rFonts w:ascii="Times New Roman" w:eastAsia="Times New Roman" w:hAnsi="Times New Roman" w:cs="Times New Roman"/>
+          <w:b/>
+          <w:bCs/>
+          <w:sz w:val="20"/>
+          <w:szCs w:val="20"/>
+          <w:lang w:val="en-US" w:eastAsia="ru-RU"/>
+        </w:rPr>
+        <w:tab/>
+      </w:r>
+      <w:r>
+        <w:rPr>
+          <w:rFonts w:ascii="Times New Roman" w:eastAsia="Times New Roman" w:hAnsi="Times New Roman" w:cs="Times New Roman"/>
+          <w:b/>
+          <w:bCs/>
+          <w:sz w:val="20"/>
+          <w:szCs w:val="20"/>
+          <w:lang w:val="en-US" w:eastAsia="ru-RU"/>
+        </w:rPr>
+        <w:tab/>
+        <w:t>Yakushina E.</w:t>
+      </w:r>
+    </w:p>
+    <w:p>
+      <w:pPr>
+        <w:spacing w:after="0" w:line="240" w:lineRule="auto"/>
+        <w:rPr>
+          <w:rFonts w:ascii="Times New Roman" w:eastAsia="Times New Roman" w:hAnsi="Times New Roman" w:cs="Times New Roman"/>
+          <w:b/>
+          <w:bCs/>
+          <w:sz w:val="20"/>
+          <w:szCs w:val="20"/>
+          <w:lang w:val="en-US" w:eastAsia="ru-RU"/>
+        </w:rPr>
+      </w:pPr>
       <w:r>
         <w:rPr>
           <w:rFonts w:ascii="Times New Roman" w:eastAsia="Times New Roman" w:hAnsi="Times New Roman" w:cs="Times New Roman"/>
@@ -1720,7 +799,6 @@
         </w:rPr>
         <w:t>Kelishildi</w:t>
       </w:r>
-      <w:proofErr w:type="spellEnd"/>
     </w:p>
     <w:p>
       <w:pPr>
@@ -1741,143 +819,107 @@
           <w:szCs w:val="20"/>
           <w:lang w:val="en-US" w:eastAsia="ru-RU"/>
         </w:rPr>
-        <w:t xml:space="preserve">Bosh </w:t>
-      </w:r>
-      <w:proofErr w:type="spellStart"/>
-      <w:r>
-        <w:rPr>
-          <w:rFonts w:ascii="Times New Roman" w:eastAsia="Times New Roman" w:hAnsi="Times New Roman" w:cs="Times New Roman"/>
-          <w:b/>
-          <w:bCs/>
-          <w:sz w:val="20"/>
-          <w:szCs w:val="20"/>
-          <w:lang w:val="en-US" w:eastAsia="ru-RU"/>
-        </w:rPr>
-        <w:t>hisobchi</w:t>
-      </w:r>
-      <w:proofErr w:type="spellEnd"/>
-      <w:r>
-        <w:rPr>
-          <w:rFonts w:ascii="Times New Roman" w:eastAsia="Times New Roman" w:hAnsi="Times New Roman" w:cs="Times New Roman"/>
-          <w:b/>
-          <w:bCs/>
-          <w:sz w:val="20"/>
-          <w:szCs w:val="20"/>
-          <w:lang w:val="en-US" w:eastAsia="ru-RU"/>
-        </w:rPr>
-        <w:tab/>
-      </w:r>
-      <w:r>
-        <w:rPr>
-          <w:rFonts w:ascii="Times New Roman" w:eastAsia="Times New Roman" w:hAnsi="Times New Roman" w:cs="Times New Roman"/>
-          <w:b/>
-          <w:bCs/>
-          <w:sz w:val="20"/>
-          <w:szCs w:val="20"/>
-          <w:lang w:val="en-US" w:eastAsia="ru-RU"/>
-        </w:rPr>
-        <w:tab/>
-      </w:r>
-      <w:r>
-        <w:rPr>
-          <w:rFonts w:ascii="Times New Roman" w:eastAsia="Times New Roman" w:hAnsi="Times New Roman" w:cs="Times New Roman"/>
-          <w:b/>
-          <w:bCs/>
-          <w:sz w:val="20"/>
-          <w:szCs w:val="20"/>
-          <w:lang w:val="en-US" w:eastAsia="ru-RU"/>
-        </w:rPr>
-        <w:tab/>
-      </w:r>
-      <w:r>
-        <w:rPr>
-          <w:rFonts w:ascii="Times New Roman" w:eastAsia="Times New Roman" w:hAnsi="Times New Roman" w:cs="Times New Roman"/>
-          <w:b/>
-          <w:bCs/>
-          <w:sz w:val="20"/>
-          <w:szCs w:val="20"/>
-          <w:lang w:val="en-US" w:eastAsia="ru-RU"/>
-        </w:rPr>
-        <w:tab/>
-      </w:r>
-      <w:r>
-        <w:rPr>
-          <w:rFonts w:ascii="Times New Roman" w:eastAsia="Times New Roman" w:hAnsi="Times New Roman" w:cs="Times New Roman"/>
-          <w:b/>
-          <w:bCs/>
-          <w:sz w:val="20"/>
-          <w:szCs w:val="20"/>
-          <w:lang w:val="en-US" w:eastAsia="ru-RU"/>
-        </w:rPr>
-        <w:tab/>
-      </w:r>
-      <w:r>
-        <w:rPr>
-          <w:rFonts w:ascii="Times New Roman" w:eastAsia="Times New Roman" w:hAnsi="Times New Roman" w:cs="Times New Roman"/>
-          <w:b/>
-          <w:bCs/>
-          <w:sz w:val="20"/>
-          <w:szCs w:val="20"/>
-          <w:lang w:val="en-US" w:eastAsia="ru-RU"/>
-        </w:rPr>
-        <w:tab/>
-      </w:r>
-      <w:r>
-        <w:rPr>
-          <w:rFonts w:ascii="Times New Roman" w:eastAsia="Times New Roman" w:hAnsi="Times New Roman" w:cs="Times New Roman"/>
-          <w:b/>
-          <w:bCs/>
-          <w:sz w:val="20"/>
-          <w:szCs w:val="20"/>
-          <w:lang w:val="en-US" w:eastAsia="ru-RU"/>
-        </w:rPr>
-        <w:tab/>
-      </w:r>
-      <w:r>
-        <w:rPr>
-          <w:rFonts w:ascii="Times New Roman" w:eastAsia="Times New Roman" w:hAnsi="Times New Roman" w:cs="Times New Roman"/>
-          <w:b/>
-          <w:bCs/>
-          <w:sz w:val="20"/>
-          <w:szCs w:val="20"/>
-          <w:lang w:val="en-US" w:eastAsia="ru-RU"/>
-        </w:rPr>
-        <w:tab/>
-      </w:r>
-      <w:r>
-        <w:rPr>
-          <w:rFonts w:ascii="Times New Roman" w:eastAsia="Times New Roman" w:hAnsi="Times New Roman" w:cs="Times New Roman"/>
-          <w:b/>
-          <w:bCs/>
-          <w:sz w:val="20"/>
-          <w:szCs w:val="20"/>
-          <w:lang w:val="en-US" w:eastAsia="ru-RU"/>
-        </w:rPr>
-        <w:tab/>
-      </w:r>
-      <w:proofErr w:type="spellStart"/>
-      <w:r>
-        <w:rPr>
-          <w:rFonts w:ascii="Times New Roman" w:eastAsia="Times New Roman" w:hAnsi="Times New Roman" w:cs="Times New Roman"/>
-          <w:b/>
-          <w:bCs/>
-          <w:sz w:val="20"/>
-          <w:szCs w:val="20"/>
-          <w:lang w:val="en-US" w:eastAsia="ru-RU"/>
-        </w:rPr>
-        <w:t>Mengniyozov</w:t>
-      </w:r>
-      <w:proofErr w:type="spellEnd"/>
-      <w:r>
-        <w:rPr>
-          <w:rFonts w:ascii="Times New Roman" w:eastAsia="Times New Roman" w:hAnsi="Times New Roman" w:cs="Times New Roman"/>
-          <w:b/>
-          <w:bCs/>
-          <w:sz w:val="20"/>
-          <w:szCs w:val="20"/>
-          <w:lang w:val="en-US" w:eastAsia="ru-RU"/>
-        </w:rPr>
-        <w:t xml:space="preserve"> F.A.</w:t>
+        <w:t>Bosh hisobchi</w:t>
+      </w:r>
+      <w:r>
+        <w:rPr>
+          <w:rFonts w:ascii="Times New Roman" w:eastAsia="Times New Roman" w:hAnsi="Times New Roman" w:cs="Times New Roman"/>
+          <w:b/>
+          <w:bCs/>
+          <w:sz w:val="20"/>
+          <w:szCs w:val="20"/>
+          <w:lang w:val="en-US" w:eastAsia="ru-RU"/>
+        </w:rPr>
+        <w:tab/>
+      </w:r>
+      <w:r>
+        <w:rPr>
+          <w:rFonts w:ascii="Times New Roman" w:eastAsia="Times New Roman" w:hAnsi="Times New Roman" w:cs="Times New Roman"/>
+          <w:b/>
+          <w:bCs/>
+          <w:sz w:val="20"/>
+          <w:szCs w:val="20"/>
+          <w:lang w:val="en-US" w:eastAsia="ru-RU"/>
+        </w:rPr>
+        <w:tab/>
+      </w:r>
+      <w:r>
+        <w:rPr>
+          <w:rFonts w:ascii="Times New Roman" w:eastAsia="Times New Roman" w:hAnsi="Times New Roman" w:cs="Times New Roman"/>
+          <w:b/>
+          <w:bCs/>
+          <w:sz w:val="20"/>
+          <w:szCs w:val="20"/>
+          <w:lang w:val="en-US" w:eastAsia="ru-RU"/>
+        </w:rPr>
+        <w:tab/>
+      </w:r>
+      <w:r>
+        <w:rPr>
+          <w:rFonts w:ascii="Times New Roman" w:eastAsia="Times New Roman" w:hAnsi="Times New Roman" w:cs="Times New Roman"/>
+          <w:b/>
+          <w:bCs/>
+          <w:sz w:val="20"/>
+          <w:szCs w:val="20"/>
+          <w:lang w:val="en-US" w:eastAsia="ru-RU"/>
+        </w:rPr>
+        <w:tab/>
+      </w:r>
+      <w:r>
+        <w:rPr>
+          <w:rFonts w:ascii="Times New Roman" w:eastAsia="Times New Roman" w:hAnsi="Times New Roman" w:cs="Times New Roman"/>
+          <w:b/>
+          <w:bCs/>
+          <w:sz w:val="20"/>
+          <w:szCs w:val="20"/>
+          <w:lang w:val="en-US" w:eastAsia="ru-RU"/>
+        </w:rPr>
+        <w:tab/>
+      </w:r>
+      <w:r>
+        <w:rPr>
+          <w:rFonts w:ascii="Times New Roman" w:eastAsia="Times New Roman" w:hAnsi="Times New Roman" w:cs="Times New Roman"/>
+          <w:b/>
+          <w:bCs/>
+          <w:sz w:val="20"/>
+          <w:szCs w:val="20"/>
+          <w:lang w:val="en-US" w:eastAsia="ru-RU"/>
+        </w:rPr>
+        <w:tab/>
+      </w:r>
+      <w:r>
+        <w:rPr>
+          <w:rFonts w:ascii="Times New Roman" w:eastAsia="Times New Roman" w:hAnsi="Times New Roman" w:cs="Times New Roman"/>
+          <w:b/>
+          <w:bCs/>
+          <w:sz w:val="20"/>
+          <w:szCs w:val="20"/>
+          <w:lang w:val="en-US" w:eastAsia="ru-RU"/>
+        </w:rPr>
+        <w:tab/>
+      </w:r>
+      <w:r>
+        <w:rPr>
+          <w:rFonts w:ascii="Times New Roman" w:eastAsia="Times New Roman" w:hAnsi="Times New Roman" w:cs="Times New Roman"/>
+          <w:b/>
+          <w:bCs/>
+          <w:sz w:val="20"/>
+          <w:szCs w:val="20"/>
+          <w:lang w:val="en-US" w:eastAsia="ru-RU"/>
+        </w:rPr>
+        <w:tab/>
+      </w:r>
+      <w:r>
+        <w:rPr>
+          <w:rFonts w:ascii="Times New Roman" w:eastAsia="Times New Roman" w:hAnsi="Times New Roman" w:cs="Times New Roman"/>
+          <w:b/>
+          <w:bCs/>
+          <w:sz w:val="20"/>
+          <w:szCs w:val="20"/>
+          <w:lang w:val="en-US" w:eastAsia="ru-RU"/>
+        </w:rPr>
+        <w:tab/>
+        <w:t>Mengniyozov F.A.</w:t>
       </w:r>
     </w:p>
     <w:sectPr>

--- a/media/document/svod.docx
+++ b/media/document/svod.docx
@@ -353,7 +353,7 @@
           <w:szCs w:val="20"/>
           <w:lang w:val="en-US"/>
         </w:rPr>
-        <w:t>OY</w:t>
+        <w:t>DATE</w:t>
       </w:r>
     </w:p>
     <w:p>

--- a/media/document/svod.docx
+++ b/media/document/svod.docx
@@ -416,84 +416,7 @@
           <w:szCs w:val="20"/>
           <w:lang w:val="en-US" w:eastAsia="ru-RU"/>
         </w:rPr>
-        <w:t>4 mart</w:t>
-      </w:r>
-      <w:r>
-        <w:rPr>
-          <w:rFonts w:ascii="Times New Roman" w:eastAsia="Times New Roman" w:hAnsi="Times New Roman" w:cs="Times New Roman"/>
-          <w:b/>
-          <w:bCs/>
-          <w:sz w:val="20"/>
-          <w:szCs w:val="20"/>
-          <w:lang w:val="en-US" w:eastAsia="ru-RU"/>
-        </w:rPr>
-        <w:t xml:space="preserve"> 202</w:t>
-      </w:r>
-      <w:r>
-        <w:rPr>
-          <w:rFonts w:ascii="Times New Roman" w:eastAsia="Times New Roman" w:hAnsi="Times New Roman" w:cs="Times New Roman"/>
-          <w:b/>
-          <w:bCs/>
-          <w:sz w:val="20"/>
-          <w:szCs w:val="20"/>
-          <w:lang w:val="en-US" w:eastAsia="ru-RU"/>
-        </w:rPr>
-        <w:t>5</w:t>
-      </w:r>
-      <w:r>
-        <w:rPr>
-          <w:rFonts w:ascii="Times New Roman" w:eastAsia="Times New Roman" w:hAnsi="Times New Roman" w:cs="Times New Roman"/>
-          <w:b/>
-          <w:bCs/>
-          <w:sz w:val="20"/>
-          <w:szCs w:val="20"/>
-          <w:lang w:val="en-US" w:eastAsia="ru-RU"/>
-        </w:rPr>
-        <w:t xml:space="preserve"> yildagi </w:t>
-      </w:r>
-      <w:r>
-        <w:rPr>
-          <w:rFonts w:ascii="Times New Roman" w:eastAsia="Times New Roman" w:hAnsi="Times New Roman" w:cs="Times New Roman"/>
-          <w:b/>
-          <w:bCs/>
-          <w:sz w:val="20"/>
-          <w:szCs w:val="20"/>
-          <w:lang w:val="en-US" w:eastAsia="ru-RU"/>
-        </w:rPr>
-        <w:t>1</w:t>
-      </w:r>
-      <w:r>
-        <w:rPr>
-          <w:rFonts w:ascii="Times New Roman" w:eastAsia="Times New Roman" w:hAnsi="Times New Roman" w:cs="Times New Roman"/>
-          <w:b/>
-          <w:bCs/>
-          <w:sz w:val="20"/>
-          <w:szCs w:val="20"/>
-          <w:lang w:val="en-US" w:eastAsia="ru-RU"/>
-        </w:rPr>
-        <w:t xml:space="preserve"> </w:t>
-      </w:r>
-      <w:r>
-        <w:rPr>
-          <w:rFonts w:ascii="Times New Roman" w:eastAsia="Times New Roman" w:hAnsi="Times New Roman" w:cs="Times New Roman"/>
-          <w:b/>
-          <w:bCs/>
-          <w:sz w:val="20"/>
-          <w:szCs w:val="20"/>
-          <w:lang w:val="en-US" w:eastAsia="ru-RU"/>
-        </w:rPr>
-        <w:t>–</w:t>
-      </w:r>
-      <w:r>
-        <w:rPr>
-          <w:rFonts w:ascii="Times New Roman" w:eastAsia="Times New Roman" w:hAnsi="Times New Roman" w:cs="Times New Roman"/>
-          <w:b/>
-          <w:bCs/>
-          <w:sz w:val="20"/>
-          <w:szCs w:val="20"/>
-          <w:lang w:val="en-US" w:eastAsia="ru-RU"/>
-        </w:rPr>
-        <w:t xml:space="preserve"> sonli shartnomaga muvofiq</w:t>
+        <w:t>CONTRACT</w:t>
       </w:r>
     </w:p>
     <w:p>

--- a/media/document/svod.docx
+++ b/media/document/svod.docx
@@ -417,6 +417,17 @@
           <w:lang w:val="en-US" w:eastAsia="ru-RU"/>
         </w:rPr>
         <w:t>CONTRACT</w:t>
+      </w:r>
+      <w:r>
+        <w:rPr>
+          <w:rFonts w:ascii="Times New Roman" w:eastAsia="Times New Roman" w:hAnsi="Times New Roman" w:cs="Times New Roman"/>
+          <w:b/>
+          <w:bCs/>
+          <w:sz w:val="20"/>
+          <w:szCs w:val="20"/>
+          <w:lang w:val="en-US" w:eastAsia="ru-RU"/>
+        </w:rPr>
+        <w:t>ga muvofiq</w:t>
       </w:r>
     </w:p>
     <w:p>

--- a/media/document/svod.docx
+++ b/media/document/svod.docx
@@ -417,17 +417,6 @@
           <w:lang w:val="en-US" w:eastAsia="ru-RU"/>
         </w:rPr>
         <w:t>CONTRACT</w:t>
-      </w:r>
-      <w:r>
-        <w:rPr>
-          <w:rFonts w:ascii="Times New Roman" w:eastAsia="Times New Roman" w:hAnsi="Times New Roman" w:cs="Times New Roman"/>
-          <w:b/>
-          <w:bCs/>
-          <w:sz w:val="20"/>
-          <w:szCs w:val="20"/>
-          <w:lang w:val="en-US" w:eastAsia="ru-RU"/>
-        </w:rPr>
-        <w:t>ga muvofiq</w:t>
       </w:r>
     </w:p>
     <w:p>
